--- a/courts/seventh-circuit/illinois/state/appellate-court/amicus-brief/usage/OUTPUT-amicus-brief.docx
+++ b/courts/seventh-circuit/illinois/state/appellate-court/amicus-brief/usage/OUTPUT-amicus-brief.docx
@@ -1977,7 +1977,7 @@
         <w:tab/>
       </w:r>
       <w:r>
-        <w:t xml:space="preserve">8</w:t>
+        <w:t xml:space="preserve">10</w:t>
       </w:r>
     </w:p>
     <w:p>
@@ -3231,19 +3231,7 @@
         <w:noBreakHyphen/>
       </w:r>
       <w:r>
-        <w:t xml:space="preserve">0384 (2015) and its resulting amendments to the Illinois Code of Civil Procedure § 2</w:t>
-      </w:r>
-      <w:r>
-        <w:noBreakHyphen/>
-      </w:r>
-      <w:r>
-        <w:t xml:space="preserve">1401(b</w:t>
-      </w:r>
-      <w:r>
-        <w:noBreakHyphen/>
-      </w:r>
-      <w:r>
-        <w:t xml:space="preserve">5) (“Section (b</w:t>
+        <w:t xml:space="preserve">0384 (2015) and its resulting amendments to the Illinois Code of Civil Procedure § 2-⁠1401(b-⁠5) (“Section (b</w:t>
       </w:r>
       <w:r>
         <w:noBreakHyphen/>
@@ -3645,7 +3633,7 @@
         <w:pStyle w:val="BodyText"/>
       </w:pPr>
       <w:r>
-        <w:t xml:space="preserve">Intimate partner violence affects people of all backgrounds, regardless of socioeconomic status and education; occurs within married, cohabitating, and dating couples; and infects heterosexual and LGBTQ relationships alike. Dep’t of Just., OJP Fact Sheet: Domestic Violence (Nov. 2011), https://bit.ly/3w9bnd7 (“Fact Sheet”). Each year, intimate partners rape or physically assault women in the United States nearly five million times. Id. At least one out of every three female murder victims is killed by her husband or boyfriend. Off. for Victims of Crime Training &amp; Tech. Assistance Ctr., Intimate Partner Violence, https://bit.ly/2QOnnAO (“OVC”).</w:t>
+        <w:t xml:space="preserve">Intimate partner violence affects people of all backgrounds, regardless of socioeconomic status and education; occurs within married, cohabitating, and dating couples; and infects heterosexual and LGBTQ relationships alike. Dep’t of Just., OJP Fact Sheet: Domestic Violence (Nov. 2011), https://​bit.​ly/​3w9bnd7 (“Fact Sheet”). Each year, intimate partners rape or physically assault women in the United States nearly five million times. Id. At least one out of every three female murder victims is killed by her husband or boyfriend. Off. for Victims of Crime Training &amp; Tech. Assistance Ctr., Intimate Partner Violence, https://​bit.​ly/​2QOnnAO (“OVC”).</w:t>
       </w:r>
     </w:p>
     <w:p>
@@ -4017,7 +4005,7 @@
         <w:pStyle w:val="BodyText"/>
       </w:pPr>
       <w:r>
-        <w:t xml:space="preserve">Thus, even with the husband’s “right of chastisement” technically gone, cultural understandings held firm. “[L]egal authorities continued . . . to treat wife beating more favorably than other instances of assault and battery and remained extremely reluctant to enforce criminal or civil penalties for marital violence.” Hasday, supra, at 1390; see also Reva B. Siegel, “The Rule of Love”: Wife Beating as Prerogative and Privacy, 105 Yale L.J. 2117, 2117 (1996) (“[F]or a century after courts repudiated the right of chastisement, the American legal system continued to treat wife beating differently from other cases of assault and battery.”).</w:t>
+        <w:t xml:space="preserve">Thus, even with the husband’s “right of chastisement” technically gone, cultural understandings held firm. “[L]egal authorities continued . . . to treat wife beating more favorably than other instances of assault and battery and remained extremely reluctant to enforce criminal or civil penalties for marital violence.” Hasday, supra, at 1390; see also Reva B. Siegel, “The Rule of Love”: Wife Beating as Prerogative and Privacy, 105 Yale L.J. 2117, 2117 (1996) (“[F]or a century after courts repudiated the right of chastisement, the American legal system continued to treat wife beating differently from other cases of assault and battery.”).</w:t>
       </w:r>
     </w:p>
     <w:p>
@@ -5529,53 +5517,41 @@
         <w:noBreakHyphen/>
       </w:r>
       <w:r>
-        <w:t xml:space="preserve">322, §§ 40001</w:t>
+        <w:t xml:space="preserve">322, §§ 40001-⁠40703); United States v. Casciano, 124 F.3d 106, 110 (2d Cir. 1997) (VAWA “is a comprehensive statute designed to provide women nationwide greater protection and recourse against violence and to impose accountability on abusers.”). “Congress’s goal in enacting VAWA was to eliminate barriers to women leaving abusive relationships.” Lopez-Birrueta v. Holder, 633 F.3d 1211, 1215 (9th Cir. 2011). The passage of VAWA was both a recognition of significant change as well as an initiation of further policy shifts related to domestic violence so that the country would make progress in its treatment of domestic violence survivors. Sack, supra, 32</w:t>
       </w:r>
       <w:r>
         <w:noBreakHyphen/>
       </w:r>
       <w:r>
-        <w:t xml:space="preserve">40703); United States v. Casciano, 124 F.3d 106, 110 (2d Cir. 1997) (VAWA “is a comprehensive statute designed to provide women nationwide greater protection and recourse against violence and to impose accountability on abusers.”). “Congress’s goal in enacting VAWA was to eliminate barriers to women leaving abusive relationships.” Lopez-Birrueta v. Holder, 633 F.3d 1211, 1215 (9th Cir. 2011). The passage of VAWA was both a recognition of significant change as well as an initiation of further policy shifts related to domestic violence so that the country would make progress in its treatment of domestic violence survivors. Sack, supra, 32</w:t>
+        <w:t xml:space="preserve">36. Perhaps VAWA’s most important innovation (in theory) was that it created a private cause of action for victims of a “crime of violence motivated by gender” to sue the perpetrators for money damages in federal court (i.e. the “civil rights provision”). Caroline S. Schmidt, What Killed the Violence Against Women Act’s Civil Rights Remedy Before the Supreme Court Did?, 101 Va. L. Rev. 501, 502</w:t>
       </w:r>
       <w:r>
         <w:noBreakHyphen/>
       </w:r>
       <w:r>
-        <w:t xml:space="preserve">36. Perhaps VAWA’s most important innovation (in theory) was that it created a private cause of action for victims of a “crime of violence motivated by gender” to sue the perpetrators for money damages in federal court (i.e. the “civil rights provision”). Caroline S. Schmidt, What Killed the Violence Against Women Act’s Civil Rights Remedy Before the Supreme Court Did?, 101 Va. L. Rev. 501, 502</w:t>
+        <w:t xml:space="preserve">03 (2015).</w:t>
+      </w:r>
+    </w:p>
+    <w:p>
+      <w:pPr>
+        <w:pStyle w:val="BodyText"/>
+      </w:pPr>
+      <w:r>
+        <w:t xml:space="preserve">VAWA’s enactment occurred against a backdrop of vigorous opposition by federal and state judges, who objected that it would bring “private” matters into federal court. Sally F. Goldfarb, Violence Against Women and the Persistence of Privacy, 61 Ohio St. L.J. 1, 1 (2000). In fact, “[m]uch of the opposition to the civil rights provision took the form of assertions that federal courts should not interfere in the private, domestic sphere.” Goldfarb, supra, at 52. For example, “[i]n a particularly striking evocation of the ideology of legal nonintervention in the family, the Conference of Chief Justices, which represents the state judiciary, criticized VAWA’s civil rights provision on the ground that it would conflict with the marital rape exemption.” Id. “Similarly, lawyer Bruce Fein, who testified against the legislation, specifically objected to the fact that VAWA would interfere with a state’s choice not to criminalize spousal rape—a choice that, according to Fein, states should be free to make based on ‘local customs.’” Goldfarb, supra, at 52.</w:t>
+      </w:r>
+    </w:p>
+    <w:p>
+      <w:pPr>
+        <w:pStyle w:val="BodyText"/>
+      </w:pPr>
+      <w:r>
+        <w:t xml:space="preserve">However, VAWA “in general, and the civil rights provision in particular, [was] designed to counteract the view . . . that domestic violence (and by extension, other forms of violence against women) are ‘private’ and therefore do not deserve legal redress.” Goldfarb, supra, at 46. During the hearings preceding VAWA’s passage, “[a] great deal of emphasis was placed on state judicial systems’ failure to adequately address violence against women.” Schmidt, supra, at 521; see also Sally F. Goldfarb, “No Civilized System of Justice”: The Fate of the Violence Against Women, 102 W.Va. L. Rev. 499, 507 (2000) (“Congress found that state laws were inadequate to redress violence against women.”). Thus, “VAWA provides extensive federal funding . . . to the States to help them curtail violence against women through law enforcement efforts, education and prevention programs, and the maintenance of battered women’s shelters.” Brzonkala, 169 F.3d at 827 (citing 42 U.S.C. §§ 3796gg, 300w</w:t>
       </w:r>
       <w:r>
         <w:noBreakHyphen/>
       </w:r>
       <w:r>
-        <w:t xml:space="preserve">03 (2015).</w:t>
-      </w:r>
-    </w:p>
-    <w:p>
-      <w:pPr>
-        <w:pStyle w:val="BodyText"/>
-      </w:pPr>
-      <w:r>
-        <w:t xml:space="preserve">VAWA’s enactment occurred against a backdrop of vigorous opposition by federal and state judges, who objected that it would bring “private” matters into federal court. Sally F. Goldfarb, Violence Against Women and the Persistence of Privacy, 61 Ohio St. L.J. 1, 1 (2000). In fact, “[m]uch of the opposition to the civil rights provision took the form of assertions that federal courts should not interfere in the private, domestic sphere.” Goldfarb, supra, at 52. For example, “[i]n a particularly striking evocation of the ideology of legal nonintervention in the family, the Conference of Chief Justices, which represents the state judiciary, criticized VAWA’s civil rights provision on the ground that it would conflict with the marital rape exemption.” Id. “Similarly, lawyer Bruce Fein, who testified against the legislation, specifically objected to the fact that VAWA would interfere with a state’s choice not to criminalize spousal rape—a choice that, according to Fein, states should be free to make based on ‘local customs.’” Goldfarb, supra, at 52.</w:t>
-      </w:r>
-    </w:p>
-    <w:p>
-      <w:pPr>
-        <w:pStyle w:val="BodyText"/>
-      </w:pPr>
-      <w:r>
-        <w:t xml:space="preserve">However, VAWA “in general, and the civil rights provision in particular, [was] designed to counteract the view . . . that domestic violence (and by extension, other forms of violence against women) are ‘private’ and therefore do not deserve legal redress.” Goldfarb, supra, at 46. During the hearings preceding VAWA’s passage, “[a] great deal of emphasis was placed on state judicial systems’ failure to adequately address violence against women.” Schmidt, supra, at 521; see also Sally F. Goldfarb, “No Civilized System of Justice”: The Fate of the Violence Against Women, 102 W.Va. L. Rev. 499, 507 (2000) (“Congress found that state laws were inadequate to redress violence against women.”). Thus, “VAWA provides extensive federal funding . . . to the States to help them curtail violence against women through law enforcement efforts, education and prevention programs, and the maintenance of battered women’s shelters.” Brzonkala, 169 F.3d at 827 (citing 42 U.S.C. §§ 3796gg, 300w</w:t>
-      </w:r>
-      <w:r>
-        <w:noBreakHyphen/>
-      </w:r>
-      <w:r>
-        <w:t xml:space="preserve">10, 10402). Furthermore, “it criminalizes interstate acts of domestic violence, as well as the interstate violation of protective orders against violence and harassment,” “imposes various sentencing enhancements for existing federal crimes motivated by gender animus,” provides “restitution to the victims of violent crime against women,” and “amends the Federal Rules of Evidence by adopting a rape shield provision to exclude from sexual assault trials evidence of a victim’s prior sexual behavior.” Id. (citing 18 U.S.C. §§ 2247</w:t>
-      </w:r>
-      <w:r>
-        <w:noBreakHyphen/>
-      </w:r>
-      <w:r>
-        <w:t xml:space="preserve">48, 2259, 2261</w:t>
+        <w:t xml:space="preserve">10, 10402). Furthermore, “it criminalizes interstate acts of domestic violence, as well as the interstate violation of protective orders against violence and harassment,” “imposes various sentencing enhancements for existing federal crimes motivated by gender animus,” provides “restitution to the victims of violent crime against women,” and “amends the Federal Rules of Evidence by adopting a rape shield provision to exclude from sexual assault trials evidence of a victim’s prior sexual behavior.” Id. (citing 18 U.S.C. §§ 2247-⁠48, 2259, 2261</w:t>
       </w:r>
       <w:r>
         <w:noBreakHyphen/>
@@ -5717,7 +5693,7 @@
         <w:pStyle w:val="BodyText"/>
       </w:pPr>
       <w:r>
-        <w:t xml:space="preserve">The IDVA states that it “shall be liberally construed and applied to promote its underlying purposes,” which include to “[r]ecognize domestic violence as a serious crime against the individual and society” and “that the legal system has ineffectively dealt with family violence in the past.” 750 ILCS 60/102(1), (3); see also In re Marriage of Young, 2013 IL App (2d) 121196, ¶ 20 (“The Act is to be construed liberally to promote its purposes, which include supporting the victims of domestic violence to avoid further abuse and ‘reduce the abuser’s access to the victim . . . so that victims are not trapped in abusive situations . . . .’”). The IDVA likewise recognized that “although many laws have changed, in practice there is still widespread failure to appropriately protect and assist victims.” 750 ILCS 60/102(3).</w:t>
+        <w:t xml:space="preserve">The IDVA states that it “shall be liberally construed and applied to promote its underlying purposes,” which include to “[r]ecognize domestic violence as a serious crime against the individual and society” and “that the legal system has ineffectively dealt with family violence in the past.” 750 ILCS 60/102(1), (3); see also In re Marriage of Young, 2013 IL App (2d) 121196, ¶ 20 (“The Act is to be construed liberally to promote its purposes, which include supporting the victims of domestic violence to avoid further abuse and ‘reduce the abuser’s access to the victim . . . so that victims are not trapped in abusive situations . . . .’”). The IDVA likewise recognized that “although many laws have changed, in practice there is still widespread failure to appropriately protect and assist victims.” 750 ILCS 60/102(3).</w:t>
       </w:r>
     </w:p>
     <w:p>
@@ -5889,7 +5865,7 @@
         <w:noBreakHyphen/>
       </w:r>
       <w:r>
-        <w:t xml:space="preserve">958—co-sponsored by then-state senator Barack Obama. And even today, “[t]he ambivalence of public attitudes toward martial rape is evident in . . . the lack of prosecution and even lower conviction rates” in domestic rape cases. Sack, supra, at 52.</w:t>
+        <w:t xml:space="preserve">958—co-sponsored by then-state senator Barack Obama. And even today, “[t]he ambivalence of public attitudes toward martial rape is evident in . . . the lack of prosecution and even lower conviction rates” in domestic rape cases. Sack, supra, at 52.</w:t>
       </w:r>
     </w:p>
     <w:p>
@@ -6137,7 +6113,7 @@
         <w:noBreakHyphen/>
       </w:r>
       <w:r>
-        <w:t xml:space="preserve">14.2 (first offender; felony prostitution) . . . or a similar local ordinance,” which the court “may grant . . . if, in the discretion of the court, the violation was a result of the defendant having been a victim of human trafficking.” 725 ILCS 5/116</w:t>
+        <w:t xml:space="preserve">14.2 (first offender; felony prostitution) . . . or a similar local ordinance,” which the court “may grant . . . if, in the discretion of the court, the violation was a result of the defendant having been a victim of human trafficking.” 725 ILCS 5/116</w:t>
       </w:r>
       <w:r>
         <w:noBreakHyphen/>
@@ -6459,7 +6435,7 @@
         <w:pStyle w:val="BodyText"/>
       </w:pPr>
       <w:r>
-        <w:t xml:space="preserve">For example, just six years after the passage of VAWA the U.S. Supreme Court found the law’s critical private-remedy “civil rights provision” unconstitutional for exceeding Congress’ legislative authority. See United States v. Morrison, 529 U.S. 598 (2000). “Within the subtext of the opinion [in Morrison] . . . lies a systematic refutation of the existence and validity of the idea of violence against women.” Jill Laurie Goodman, The Idea of Violence Against Women: Lessons from United States v. Jessica Lenahan, The Federal Civil Rights Remedy, and the New York State Anti-Trafficking Campaign, 36 N.Y.U. Rev. L. &amp; Soc. Change 593, 621 (2012). Despite years of scientific research showing the unique and lasting trauma that intimate partner violence inflicts on women, Morrison “repeatedly characterized the acts of violence covered by the Civil Rights Remedy as no different from other violent felonies.” Id.</w:t>
+        <w:t xml:space="preserve">For example, just six years after the passage of VAWA the U.S. Supreme Court found the law’s critical private-remedy “civil rights provision” unconstitutional for exceeding Congress’ legislative authority. See United States v. Morrison, 529 U.S. 598 (2000). “Within the subtext of the opinion [in Morrison] . . . lies a systematic refutation of the existence and validity of the idea of violence against women.” Jill Laurie Goodman, The Idea of Violence Against Women: Lessons from United States v. Jessica Lenahan, The Federal Civil Rights Remedy, and the New York State Anti-Trafficking Campaign, 36 N.Y.U. Rev. L. &amp; Soc. Change 593, 621 (2012). Despite years of scientific research showing the unique and lasting trauma that intimate partner violence inflicts on women, Morrison “repeatedly characterized the acts of violence covered by the Civil Rights Remedy as no different from other violent felonies.” Id.</w:t>
       </w:r>
     </w:p>
     <w:p>
@@ -6893,7 +6869,7 @@
         <w:noBreakHyphen/>
       </w:r>
       <w:r>
-        <w:t xml:space="preserve">588; see Jackson, supra, at 74 (“the more a woman is raped by her husband, the more she experiences feelings of self-blame rather than feelings of anger directed at her husband.”). At no point in her sentencing hearing did she seek leniency based on her husband’s abuses. See Erez, supra (“Research . . . suggests that when battered women first approach the justice system they tend to underplay the extent of their injuries, feel shame and guilt about their victimization, and are very hesitant to mobilize the system for their protection.”). Ms. Bowers remains in prison with no possibility of parole, while one of the men who actually bludgeoned her husband to death has since gone free. Cf. Sack, supra, at 44</w:t>
+        <w:t xml:space="preserve">588; see Jackson, supra, at 74 (“the more a woman is raped by her husband, the more she experiences feelings of self-blame rather than feelings of anger directed at her husband.”). At no point in her sentencing hearing did she seek leniency based on her husband’s abuses. See Erez, supra (“Research . . . suggests that when battered women first approach the justice system they tend to underplay the extent of their injuries, feel shame and guilt about their victimization, and are very hesitant to mobilize the system for their protection.”). Ms. Bowers remains in prison with no possibility of parole, while one of the men who actually bludgeoned her husband to death has since gone free. Cf. Sack, supra, at 44</w:t>
       </w:r>
       <w:r>
         <w:noBreakHyphen/>
@@ -6931,7 +6907,7 @@
         <w:noBreakHyphen/>
       </w:r>
       <w:r>
-        <w:t xml:space="preserve">5) is aimed at overturning the legacy of centuries of acquiescence in the abuse of women. And it would be manifestly unjust to shut the courthouse doors to Ms. Bowers, because she is no less deserving of the opportunity to present this mitigating evidence than a woman sentenced in 2014. If anything, she and others like her are even more deserving of that opportunity, having already served years (or even decades) of criminal sentences that Illinois lawmakers have since unanimously recognized are too harsh. See Senate Vote, S.B. 209, 99th Gen. Assembly (Apr. 30, 2015), https://bit.ly/3saPBmo (51 to 0); House Roll Call, S.B. 209, 99th Gen. Assembly (May 25, 2015), https://bit.ly/3mvTC3w (106 to 0).</w:t>
+        <w:t xml:space="preserve">5) is aimed at overturning the legacy of centuries of acquiescence in the abuse of women. And it would be manifestly unjust to shut the courthouse doors to Ms. Bowers, because she is no less deserving of the opportunity to present this mitigating evidence than a woman sentenced in 2014. If anything, she and others like her are even more deserving of that opportunity, having already served years (or even decades) of criminal sentences that Illinois lawmakers have since unanimously recognized are too harsh. See Senate Vote, S.B. 209, 99th Gen. Assembly (Apr. 30, 2015), https://​bit.​ly/​3saPBmo (51 to 0); House Roll Call, S.B. 209, 99th Gen. Assembly (May 25, 2015), https://​bit.​ly/​3mvTC3w (106 to 0).</w:t>
       </w:r>
     </w:p>
     <w:p>
@@ -9018,7 +8994,7 @@
         <w:t xml:space="preserve"> </w:t>
       </w:r>
       <w:r>
-        <w:t xml:space="preserve">Lord Hale’s infamous supposition that women “cannot retract” their marital consent to sex persists to this day. For instance, echoing Hale, a Missouri pastor’s sermon recently went viral for preaching that “[t]he wife does not have authority over her own body but yields it to her husband,’ the scripture [the pastor] referenced says. ‘After you get married, men, put this on your headboard in the house,’ [the pastor] said. ‘Whenever she’s not in the mood, take out your Bible.’” Elisha Fieldstadt, Missouri pastor on leave after sexist sermon preaching wives need to look good for their husbands, NBC News (Mar. 8, 2021), https://nbcnews.to/31sfMKc.</w:t>
+        <w:t xml:space="preserve">Lord Hale’s infamous supposition that women “cannot retract” their marital consent to sex persists to this day. For instance, echoing Hale, a Missouri pastor’s sermon recently went viral for preaching that “[t]he wife does not have authority over her own body but yields it to her husband,’ the scripture [the pastor] referenced says. ‘After you get married, men, put this on your headboard in the house,’ [the pastor] said. ‘Whenever she’s not in the mood, take out your Bible.’” Elisha Fieldstadt, Missouri pastor on leave after sexist sermon preaching wives need to look good for their husbands, NBC News (Mar. 8, 2021), https://​nbcnews.​to/​31sfMKc.</w:t>
       </w:r>
     </w:p>
   </w:footnote>
@@ -9760,6 +9736,7 @@
     <w:unhideWhenUsed/>
     <w:qFormat/>
     <w:pPr>
+      <w:keepLines/>
       <w:spacing w:before="0" w:after="140" w:line="276" w:lineRule="exact"/>
     </w:pPr>
     <w:rPr>
@@ -10010,6 +9987,33 @@
     <w:pPr>
       <w:spacing w:before="0" w:after="0" w:line="276" w:lineRule="exact"/>
       <w:ind w:left="2160" w:hanging="720"/>
+    </w:pPr>
+  </w:style>
+  <w:style w:type="paragraph" w:customStyle="1" w:styleId="XdQuoteList1">
+    <w:name w:val="Xd Quote List 1"/>
+    <w:basedOn w:val="Normal"/>
+    <w:qFormat/>
+    <w:pPr>
+      <w:spacing w:before="0" w:after="0" w:line="276" w:lineRule="exact"/>
+      <w:ind w:left="1440" w:right="720" w:hanging="720"/>
+    </w:pPr>
+  </w:style>
+  <w:style w:type="paragraph" w:customStyle="1" w:styleId="XdQuoteList2">
+    <w:name w:val="Xd Quote List 2"/>
+    <w:basedOn w:val="Normal"/>
+    <w:qFormat/>
+    <w:pPr>
+      <w:spacing w:before="0" w:after="0" w:line="276" w:lineRule="exact"/>
+      <w:ind w:left="2160" w:right="720" w:hanging="720"/>
+    </w:pPr>
+  </w:style>
+  <w:style w:type="paragraph" w:customStyle="1" w:styleId="XdQuoteList3">
+    <w:name w:val="Xd Quote List 3"/>
+    <w:basedOn w:val="Normal"/>
+    <w:qFormat/>
+    <w:pPr>
+      <w:spacing w:before="0" w:after="0" w:line="276" w:lineRule="exact"/>
+      <w:ind w:left="2880" w:right="720" w:hanging="720"/>
     </w:pPr>
   </w:style>
   <w:style w:type="paragraph" w:customStyle="1" w:styleId="XdQuoteOnly">

--- a/courts/seventh-circuit/illinois/state/appellate-court/amicus-brief/usage/OUTPUT-amicus-brief.docx
+++ b/courts/seventh-circuit/illinois/state/appellate-court/amicus-brief/usage/OUTPUT-amicus-brief.docx
@@ -4005,7 +4005,7 @@
         <w:pStyle w:val="BodyText"/>
       </w:pPr>
       <w:r>
-        <w:t xml:space="preserve">Thus, even with the husband’s “right of chastisement” technically gone, cultural understandings held firm. “[L]egal authorities continued . . . to treat wife beating more favorably than other instances of assault and battery and remained extremely reluctant to enforce criminal or civil penalties for marital violence.” Hasday, supra, at 1390; see also Reva B. Siegel, “The Rule of Love”: Wife Beating as Prerogative and Privacy, 105 Yale L.J. 2117, 2117 (1996) (“[F]or a century after courts repudiated the right of chastisement, the American legal system continued to treat wife beating differently from other cases of assault and battery.”).</w:t>
+        <w:t xml:space="preserve">Thus, even with the husband’s “right of chastisement” technically gone, cultural understandings held firm. “[L]egal authorities continued ⁠. ⁠. ⁠. to treat wife beating more favorably than other instances of assault and battery and remained extremely reluctant to enforce criminal or civil penalties for marital violence.” Hasday, supra, at 1390; see also Reva B. Siegel, “The Rule of Love”: Wife Beating as Prerogative and Privacy, 105 Yale L.J. 2117, 2117 (1996) (“[F]or a century after courts repudiated the right of chastisement, the American legal system continued to treat wife beating differently from other cases of assault and battery.”).</w:t>
       </w:r>
     </w:p>
     <w:p>
@@ -5545,7 +5545,7 @@
         <w:pStyle w:val="BodyText"/>
       </w:pPr>
       <w:r>
-        <w:t xml:space="preserve">However, VAWA “in general, and the civil rights provision in particular, [was] designed to counteract the view . . . that domestic violence (and by extension, other forms of violence against women) are ‘private’ and therefore do not deserve legal redress.” Goldfarb, supra, at 46. During the hearings preceding VAWA’s passage, “[a] great deal of emphasis was placed on state judicial systems’ failure to adequately address violence against women.” Schmidt, supra, at 521; see also Sally F. Goldfarb, “No Civilized System of Justice”: The Fate of the Violence Against Women, 102 W.Va. L. Rev. 499, 507 (2000) (“Congress found that state laws were inadequate to redress violence against women.”). Thus, “VAWA provides extensive federal funding . . . to the States to help them curtail violence against women through law enforcement efforts, education and prevention programs, and the maintenance of battered women’s shelters.” Brzonkala, 169 F.3d at 827 (citing 42 U.S.C. §§ 3796gg, 300w</w:t>
+        <w:t xml:space="preserve">However, VAWA “in general, and the civil rights provision in particular, [was] designed to counteract the view ⁠. ⁠. ⁠. that domestic violence (and by extension, other forms of violence against women) are ‘private’ and therefore do not deserve legal redress.” Goldfarb, supra, at 46. During the hearings preceding VAWA’s passage, “[a] great deal of emphasis was placed on state judicial systems’ failure to adequately address violence against women.” Schmidt, supra, at 521; see also Sally F. Goldfarb, “No Civilized System of Justice”: The Fate of the Violence Against Women, 102 W.Va. L. Rev. 499, 507 (2000) (“Congress found that state laws were inadequate to redress violence against women.”). Thus, “VAWA provides extensive federal funding ⁠. ⁠. ⁠. to the States to help them curtail violence against women through law enforcement efforts, education and prevention programs, and the maintenance of battered women’s shelters.” Brzonkala, 169 F.3d at 827 (citing 42 U.S.C. §§ 3796gg, 300w</w:t>
       </w:r>
       <w:r>
         <w:noBreakHyphen/>
@@ -5693,7 +5693,7 @@
         <w:pStyle w:val="BodyText"/>
       </w:pPr>
       <w:r>
-        <w:t xml:space="preserve">The IDVA states that it “shall be liberally construed and applied to promote its underlying purposes,” which include to “[r]ecognize domestic violence as a serious crime against the individual and society” and “that the legal system has ineffectively dealt with family violence in the past.” 750 ILCS 60/102(1), (3); see also In re Marriage of Young, 2013 IL App (2d) 121196, ¶ 20 (“The Act is to be construed liberally to promote its purposes, which include supporting the victims of domestic violence to avoid further abuse and ‘reduce the abuser’s access to the victim . . . so that victims are not trapped in abusive situations . . . .’”). The IDVA likewise recognized that “although many laws have changed, in practice there is still widespread failure to appropriately protect and assist victims.” 750 ILCS 60/102(3).</w:t>
+        <w:t xml:space="preserve">The IDVA states that it “shall be liberally construed and applied to promote its underlying purposes,” which include to “[r]ecognize domestic violence as a serious crime against the individual and society” and “that the legal system has ineffectively dealt with family violence in the past.” 750 ILCS 60/102(1), (3); see also In re Marriage of Young, 2013 IL App (2d) 121196, ¶ 20 (“The Act is to be construed liberally to promote its purposes, which include supporting the victims of domestic violence to avoid further abuse and ‘reduce the abuser’s access to the victim ⁠. ⁠. ⁠. so that victims are not trapped in abusive situations ⁠. ⁠. ⁠. ⁠.’”). The IDVA likewise recognized that “although many laws have changed, in practice there is still widespread failure to appropriately protect and assist victims.” 750 ILCS 60/102(3).</w:t>
       </w:r>
     </w:p>
     <w:p>
@@ -5865,7 +5865,7 @@
         <w:noBreakHyphen/>
       </w:r>
       <w:r>
-        <w:t xml:space="preserve">958—co-sponsored by then-state senator Barack Obama. And even today, “[t]he ambivalence of public attitudes toward martial rape is evident in . . . the lack of prosecution and even lower conviction rates” in domestic rape cases. Sack, supra, at 52.</w:t>
+        <w:t xml:space="preserve">958—co-sponsored by then-state senator Barack Obama. And even today, “[t]he ambivalence of public attitudes toward martial rape is evident in ⁠. ⁠. ⁠. the lack of prosecution and even lower conviction rates” in domestic rape cases. Sack, supra, at 52.</w:t>
       </w:r>
     </w:p>
     <w:p>
@@ -6113,7 +6113,7 @@
         <w:noBreakHyphen/>
       </w:r>
       <w:r>
-        <w:t xml:space="preserve">14.2 (first offender; felony prostitution) . . . or a similar local ordinance,” which the court “may grant . . . if, in the discretion of the court, the violation was a result of the defendant having been a victim of human trafficking.” 725 ILCS 5/116</w:t>
+        <w:t xml:space="preserve">14.2 (first offender; felony prostitution) ⁠. ⁠. ⁠. or a similar local ordinance,” which the court “may grant ⁠. ⁠. ⁠. if, in the discretion of the court, the violation was a result of the defendant having been a victim of human trafficking.” 725 ILCS 5/116</w:t>
       </w:r>
       <w:r>
         <w:noBreakHyphen/>
@@ -6435,7 +6435,7 @@
         <w:pStyle w:val="BodyText"/>
       </w:pPr>
       <w:r>
-        <w:t xml:space="preserve">For example, just six years after the passage of VAWA the U.S. Supreme Court found the law’s critical private-remedy “civil rights provision” unconstitutional for exceeding Congress’ legislative authority. See United States v. Morrison, 529 U.S. 598 (2000). “Within the subtext of the opinion [in Morrison] . . . lies a systematic refutation of the existence and validity of the idea of violence against women.” Jill Laurie Goodman, The Idea of Violence Against Women: Lessons from United States v. Jessica Lenahan, The Federal Civil Rights Remedy, and the New York State Anti-Trafficking Campaign, 36 N.Y.U. Rev. L. &amp; Soc. Change 593, 621 (2012). Despite years of scientific research showing the unique and lasting trauma that intimate partner violence inflicts on women, Morrison “repeatedly characterized the acts of violence covered by the Civil Rights Remedy as no different from other violent felonies.” Id.</w:t>
+        <w:t xml:space="preserve">For example, just six years after the passage of VAWA the U.S. Supreme Court found the law’s critical private-remedy “civil rights provision” unconstitutional for exceeding Congress’ legislative authority. See United States v. Morrison, 529 U.S. 598 (2000). “Within the subtext of the opinion [in Morrison] ⁠. ⁠. ⁠. lies a systematic refutation of the existence and validity of the idea of violence against women.” Jill Laurie Goodman, The Idea of Violence Against Women: Lessons from United States v. Jessica Lenahan, The Federal Civil Rights Remedy, and the New York State Anti-Trafficking Campaign, 36 N.Y.U. Rev. L. &amp; Soc. Change 593, 621 (2012). Despite years of scientific research showing the unique and lasting trauma that intimate partner violence inflicts on women, Morrison “repeatedly characterized the acts of violence covered by the Civil Rights Remedy as no different from other violent felonies.” Id.</w:t>
       </w:r>
     </w:p>
     <w:p>
@@ -6869,7 +6869,7 @@
         <w:noBreakHyphen/>
       </w:r>
       <w:r>
-        <w:t xml:space="preserve">588; see Jackson, supra, at 74 (“the more a woman is raped by her husband, the more she experiences feelings of self-blame rather than feelings of anger directed at her husband.”). At no point in her sentencing hearing did she seek leniency based on her husband’s abuses. See Erez, supra (“Research . . . suggests that when battered women first approach the justice system they tend to underplay the extent of their injuries, feel shame and guilt about their victimization, and are very hesitant to mobilize the system for their protection.”). Ms. Bowers remains in prison with no possibility of parole, while one of the men who actually bludgeoned her husband to death has since gone free. Cf. Sack, supra, at 44</w:t>
+        <w:t xml:space="preserve">588; see Jackson, supra, at 74 (“the more a woman is raped by her husband, the more she experiences feelings of self-blame rather than feelings of anger directed at her husband.”). At no point in her sentencing hearing did she seek leniency based on her husband’s abuses. See Erez, supra (“Research ⁠. ⁠. ⁠. suggests that when battered women first approach the justice system they tend to underplay the extent of their injuries, feel shame and guilt about their victimization, and are very hesitant to mobilize the system for their protection.”). Ms. Bowers remains in prison with no possibility of parole, while one of the men who actually bludgeoned her husband to death has since gone free. Cf. Sack, supra, at 44</w:t>
       </w:r>
       <w:r>
         <w:noBreakHyphen/>

--- a/courts/seventh-circuit/illinois/state/appellate-court/amicus-brief/usage/OUTPUT-amicus-brief.docx
+++ b/courts/seventh-circuit/illinois/state/appellate-court/amicus-brief/usage/OUTPUT-amicus-brief.docx
@@ -15,11 +15,7 @@
         <w:t xml:space="preserve"> </w:t>
       </w:r>
       <w:r>
-        <w:t xml:space="preserve">4</w:t>
-        <w:noBreakHyphen/>
-        <w:t xml:space="preserve">20</w:t>
-        <w:noBreakHyphen/>
-        <w:t xml:space="preserve">0509</w:t>
+        <w:t xml:space="preserve">4-⁠20-⁠0509</w:t>
       </w:r>
     </w:p>
     <w:p>
@@ -380,9 +376,7 @@
               <w:t xml:space="preserve"> </w:t>
             </w:r>
             <w:r>
-              <w:t xml:space="preserve">90-CF</w:t>
-              <w:noBreakHyphen/>
-              <w:t xml:space="preserve">227</w:t>
+              <w:t xml:space="preserve">90-CF-⁠227</w:t>
             </w:r>
           </w:p>
           <w:p>
@@ -998,9 +992,7 @@
               <w:t xml:space="preserve"> </w:t>
             </w:r>
             <w:r>
-              <w:t xml:space="preserve">201</w:t>
-              <w:noBreakHyphen/>
-              <w:t xml:space="preserve">9740</w:t>
+              <w:t xml:space="preserve">201-⁠9740</w:t>
             </w:r>
           </w:p>
           <w:p>
@@ -1022,9 +1014,7 @@
               <w:t xml:space="preserve"> </w:t>
             </w:r>
             <w:r>
-              <w:t xml:space="preserve">288</w:t>
-              <w:noBreakHyphen/>
-              <w:t xml:space="preserve">5225</w:t>
+              <w:t xml:space="preserve">288-⁠5225</w:t>
             </w:r>
           </w:p>
           <w:p>
@@ -1254,9 +1244,7 @@
               <w:t xml:space="preserve"> </w:t>
             </w:r>
             <w:r>
-              <w:t xml:space="preserve">853</w:t>
-              <w:noBreakHyphen/>
-              <w:t xml:space="preserve">7000</w:t>
+              <w:t xml:space="preserve">853-⁠7000</w:t>
             </w:r>
           </w:p>
           <w:p>
@@ -1278,9 +1266,7 @@
               <w:t xml:space="preserve"> </w:t>
             </w:r>
             <w:r>
-              <w:t xml:space="preserve">853</w:t>
-              <w:noBreakHyphen/>
-              <w:t xml:space="preserve">7036</w:t>
+              <w:t xml:space="preserve">853-⁠7036</w:t>
             </w:r>
           </w:p>
           <w:p>
@@ -1502,9 +1488,7 @@
               <w:t xml:space="preserve"> </w:t>
             </w:r>
             <w:r>
-              <w:t xml:space="preserve">896</w:t>
-              <w:noBreakHyphen/>
-              <w:t xml:space="preserve">6000</w:t>
+              <w:t xml:space="preserve">896-⁠6000</w:t>
             </w:r>
           </w:p>
           <w:p>
@@ -1526,9 +1510,7 @@
               <w:t xml:space="preserve"> </w:t>
             </w:r>
             <w:r>
-              <w:t xml:space="preserve">896</w:t>
-              <w:noBreakHyphen/>
-              <w:t xml:space="preserve">6600</w:t>
+              <w:t xml:space="preserve">896-⁠6600</w:t>
             </w:r>
           </w:p>
           <w:p>
@@ -1710,9 +1692,7 @@
               <w:t xml:space="preserve"> </w:t>
             </w:r>
             <w:r>
-              <w:t xml:space="preserve">736</w:t>
-              <w:noBreakHyphen/>
-              <w:t xml:space="preserve">8000</w:t>
+              <w:t xml:space="preserve">736-⁠8000</w:t>
             </w:r>
           </w:p>
           <w:p>
@@ -1734,9 +1714,7 @@
               <w:t xml:space="preserve"> </w:t>
             </w:r>
             <w:r>
-              <w:t xml:space="preserve">736</w:t>
-              <w:noBreakHyphen/>
-              <w:t xml:space="preserve">8711</w:t>
+              <w:t xml:space="preserve">736-⁠8711</w:t>
             </w:r>
           </w:p>
           <w:p>
@@ -3114,9 +3092,7 @@
         <w:t xml:space="preserve"> </w:t>
       </w:r>
       <w:r>
-        <w:t xml:space="preserve">(B</w:t>
-        <w:noBreakHyphen/>
-        <w:t xml:space="preserve">5)</w:t>
+        <w:t xml:space="preserve">(B-⁠5)</w:t>
       </w:r>
       <w:r>
         <w:t xml:space="preserve"> </w:t>
@@ -3225,19 +3201,7 @@
         <w:pStyle w:val="BodyText"/>
       </w:pPr>
       <w:r>
-        <w:t xml:space="preserve">The American Civil Liberties Union of Illinois (“ACLU of Illinois”) is a statewide, nonprofit, nonpartisan organization with more than 60,000 members dedicated to the protection and defense of the civil rights and civil liberties of all Illinoisans. The ACLU of Illinois is committed to ensuring that all people are treated with fairness and dignity. The ACLU of Illinois works to reform the state’s criminal legal system by reducing the number of people in Illinois prisons, challenging dangerous detention conditions, focusing on rehabilitation, removing barriers to employment and education, treating substance abuse and mental illness as public health issues, eliminating racial bias, and rolling back excessive fines and fees. The ACLU of Illinois also challenges policies and practices that undermine safety and opportunity for women, including those that facilitate or perpetuate gender-based violence and harassment. In furtherance of these commitments, the ACLU of Illinois was a proponent of the bill in the Illinois General Assembly that became Public Act 099</w:t>
-      </w:r>
-      <w:r>
-        <w:noBreakHyphen/>
-      </w:r>
-      <w:r>
-        <w:t xml:space="preserve">0384 (2015) and its resulting amendments to the Illinois Code of Civil Procedure § 2-⁠1401(b-⁠5) (“Section (b</w:t>
-      </w:r>
-      <w:r>
-        <w:noBreakHyphen/>
-      </w:r>
-      <w:r>
-        <w:t xml:space="preserve">5)”), the law at issue in this case.</w:t>
+        <w:t xml:space="preserve">The American Civil Liberties Union of Illinois (“ACLU of Illinois”) is a statewide, nonprofit, nonpartisan organization with more than 60,000 members dedicated to the protection and defense of the civil rights and civil liberties of all Illinoisans. The ACLU of Illinois is committed to ensuring that all people are treated with fairness and dignity. The ACLU of Illinois works to reform the state’s criminal legal system by reducing the number of people in Illinois prisons, challenging dangerous detention conditions, focusing on rehabilitation, removing barriers to employment and education, treating substance abuse and mental illness as public health issues, eliminating racial bias, and rolling back excessive fines and fees. The ACLU of Illinois also challenges policies and practices that undermine safety and opportunity for women, including those that facilitate or perpetuate gender-based violence and harassment. In furtherance of these commitments, the ACLU of Illinois was a proponent of the bill in the Illinois General Assembly that became Public Act 099-⁠0384 (2015) and its resulting amendments to the Illinois Code of Civil Procedure § 2-⁠1401(b-⁠5) (“Section (b-⁠5)”), the law at issue in this case.</w:t>
       </w:r>
     </w:p>
     <w:p>
@@ -3301,13 +3265,7 @@
         <w:pStyle w:val="BodyText"/>
       </w:pPr>
       <w:r>
-        <w:t xml:space="preserve">The Women’s Justice Institute (WJI) is an organization centered around reforming criminal justice policies and procedures for women. Founded in 2014, WJI advocates for laws, policies, and procedures that are gender-based and trauma-informed. The WJI is currently researching ways in which the women’s prison population could be reduced by at least 50% in the next ten years, starting with community-based solutions. Through this work, the WJI has discovered that there are five main pathways which lead to incarceration of women; these pathways include lack of housing, unsupported families, insufficient economic and educational opportunity, poor healthcare, and gender-based violence. In light of the role of gender-based violence in the incarceration of women, the WJI advocates for laws that recognize that women are often incarcerated for their acts of surviving domestic abuse. Members of the WJI previously worked to draft and pass Public Act 099</w:t>
-      </w:r>
-      <w:r>
-        <w:noBreakHyphen/>
-      </w:r>
-      <w:r>
-        <w:t xml:space="preserve">0384. At the time that legislation was under consideration, statements from women in prison who had survived gender-based violence were collected and given to lawmakers as examples of the types of cases which might be impacted by this law. Among those testimonials was one written by the Appellant Laura Bowers. Given the WJI’s interest in promoting trauma-informed laws that recognize the criminalization of survivors of gender-based violence, the WJI has a strong interest in this case.</w:t>
+        <w:t xml:space="preserve">The Women’s Justice Institute (WJI) is an organization centered around reforming criminal justice policies and procedures for women. Founded in 2014, WJI advocates for laws, policies, and procedures that are gender-based and trauma-informed. The WJI is currently researching ways in which the women’s prison population could be reduced by at least 50% in the next ten years, starting with community-based solutions. Through this work, the WJI has discovered that there are five main pathways which lead to incarceration of women; these pathways include lack of housing, unsupported families, insufficient economic and educational opportunity, poor healthcare, and gender-based violence. In light of the role of gender-based violence in the incarceration of women, the WJI advocates for laws that recognize that women are often incarcerated for their acts of surviving domestic abuse. Members of the WJI previously worked to draft and pass Public Act 099-⁠0384. At the time that legislation was under consideration, statements from women in prison who had survived gender-based violence were collected and given to lawmakers as examples of the types of cases which might be impacted by this law. Among those testimonials was one written by the Appellant Laura Bowers. Given the WJI’s interest in promoting trauma-informed laws that recognize the criminalization of survivors of gender-based violence, the WJI has a strong interest in this case.</w:t>
       </w:r>
     </w:p>
     <w:p>
@@ -3373,13 +3331,7 @@
         <w:pStyle w:val="BodyText"/>
       </w:pPr>
       <w:r>
-        <w:t xml:space="preserve">When Laura Bowers was sentenced to life in prison in 1990 in connection with the death of her abusive husband, neither society nor the legal system understood the ramifications of surviving domestic violence. If she had tried to flee her abusive marriage, she would be perceived as irrational. If she had fought back against the abuse, she would be considered unstable and deserving of punishment. And if she stayed with her abuser, she would be deemed not credible if she later reported the abuse. Ms. Bowers’ mother believed it was her “place” to be with the man who consistently raped and beat her. The police and the legal system agreed; there was no recourse under Illinois law for Ms. Bowers’ rape by her husband at that time. Attitudes around domestic violence were so grim at that time that a survivor’s decision not to introduce mitigating evidence during a criminal sentencing was perfectly logical. This brief sheds light on why a survivor like Ms. Bowers would remain with her abuser and be completely unaware of the mitigating nature of evidence of domestic violence by her intimate partner when she was sentenced in 1990. It discusses how the social and legal understanding and treatment of domestic violence evolved in more recent decades to contextualize why the Court should conclude that Laura Bowers’ petition for resentencing relief under Section (b</w:t>
-      </w:r>
-      <w:r>
-        <w:noBreakHyphen/>
-      </w:r>
-      <w:r>
-        <w:t xml:space="preserve">5) of the Illinois Code of Civil Procedure was timely.</w:t>
+        <w:t xml:space="preserve">When Laura Bowers was sentenced to life in prison in 1990 in connection with the death of her abusive husband, neither society nor the legal system understood the ramifications of surviving domestic violence. If she had tried to flee her abusive marriage, she would be perceived as irrational. If she had fought back against the abuse, she would be considered unstable and deserving of punishment. And if she stayed with her abuser, she would be deemed not credible if she later reported the abuse. Ms. Bowers’ mother believed it was her “place” to be with the man who consistently raped and beat her. The police and the legal system agreed; there was no recourse under Illinois law for Ms. Bowers’ rape by her husband at that time. Attitudes around domestic violence were so grim at that time that a survivor’s decision not to introduce mitigating evidence during a criminal sentencing was perfectly logical. This brief sheds light on why a survivor like Ms. Bowers would remain with her abuser and be completely unaware of the mitigating nature of evidence of domestic violence by her intimate partner when she was sentenced in 1990. It discusses how the social and legal understanding and treatment of domestic violence evolved in more recent decades to contextualize why the Court should conclude that Laura Bowers’ petition for resentencing relief under Section (b-⁠5) of the Illinois Code of Civil Procedure was timely.</w:t>
       </w:r>
     </w:p>
     <w:p>
@@ -3403,25 +3355,7 @@
         <w:pStyle w:val="BodyText"/>
       </w:pPr>
       <w:r>
-        <w:t xml:space="preserve">III. The Illinois legislature plainly understood the historical difficulty of bringing about meaningful change to the social and legal treatment of survivors of domestic violence when it adopted Public Act 099</w:t>
-      </w:r>
-      <w:r>
-        <w:noBreakHyphen/>
-      </w:r>
-      <w:r>
-        <w:t xml:space="preserve">0384 in 2015; as a result, it just as plainly intended for Section (b</w:t>
-      </w:r>
-      <w:r>
-        <w:noBreakHyphen/>
-      </w:r>
-      <w:r>
-        <w:t xml:space="preserve">5), which that Public Act added to the Illinois Code of Civil Procedure, to be interpreted as expansively as possible. At a minimum, therefore, the statute must be interpreted in a manner that would reach a long-time incarcerated survivor like the Appellant, Laura Bowers, who was sentenced much more than two years before this change in law became effective. Ms. Bowers was sentenced in 1990 to life in prison for her role in the killing of her husband, a man who viciously and repeatedly raped and abused her. At that time, Illinois law still did not recognize marital rape as a crime, and her family blamed her for her own abuse; thus, she could not and did not attempt to mitigate her sentence by introducing evidence of her husband’s abuse. On its face, Section (b</w:t>
-      </w:r>
-      <w:r>
-        <w:noBreakHyphen/>
-      </w:r>
-      <w:r>
-        <w:t xml:space="preserve">5) allows survivors to petition for resentencing if they were unaware of the mitigating nature of evidence of domestic violence by their intimate partner at the time of their original sentencing hearing. The statute’s relief must therefore be available to Ms. Bowers and others like her, who were sentenced at a time in our social and legal history when their abuse was not properly understood, or worse, could have been held against them. It is these survivors, silenced, blamed and shamed for surviving their own abuse, who would benefit the most from the statute.</w:t>
+        <w:t xml:space="preserve">III. The Illinois legislature plainly understood the historical difficulty of bringing about meaningful change to the social and legal treatment of survivors of domestic violence when it adopted Public Act 099-⁠0384 in 2015; as a result, it just as plainly intended for Section (b-⁠5), which that Public Act added to the Illinois Code of Civil Procedure, to be interpreted as expansively as possible. At a minimum, therefore, the statute must be interpreted in a manner that would reach a long-time incarcerated survivor like the Appellant, Laura Bowers, who was sentenced much more than two years before this change in law became effective. Ms. Bowers was sentenced in 1990 to life in prison for her role in the killing of her husband, a man who viciously and repeatedly raped and abused her. At that time, Illinois law still did not recognize marital rape as a crime, and her family blamed her for her own abuse; thus, she could not and did not attempt to mitigate her sentence by introducing evidence of her husband’s abuse. On its face, Section (b-⁠5) allows survivors to petition for resentencing if they were unaware of the mitigating nature of evidence of domestic violence by their intimate partner at the time of their original sentencing hearing. The statute’s relief must therefore be available to Ms. Bowers and others like her, who were sentenced at a time in our social and legal history when their abuse was not properly understood, or worse, could have been held against them. It is these survivors, silenced, blamed and shamed for surviving their own abuse, who would benefit the most from the statute.</w:t>
       </w:r>
     </w:p>
     <w:p>
@@ -3457,19 +3391,7 @@
         <w:t xml:space="preserve"> </w:t>
       </w:r>
       <w:r>
-        <w:t xml:space="preserve">is a nationwide issue touching every state and demographic in our country. This brief outlines the history of the social and legal treatment of domestic violence that animated the addition of Section (b</w:t>
-      </w:r>
-      <w:r>
-        <w:noBreakHyphen/>
-      </w:r>
-      <w:r>
-        <w:t xml:space="preserve">5) to the Illinois Code of Civil Procedure in 2015 and must inform interpretation of its scope. Attitudes toward domestic violence survivors have evolved in recent decades, driven largely by developments in understanding victimization and trauma. See Part I, infra. Recent reforms have tried to remediate the legal response to domestic violence, but occasionally confined judicial interpretations have undercut the broad remedial legislative intent. See Part II, infra. The history of these social and legal advances both highlights the need for, and affirmatively supports, an expansive interpretation of the availability of Section (b</w:t>
-      </w:r>
-      <w:r>
-        <w:noBreakHyphen/>
-      </w:r>
-      <w:r>
-        <w:t xml:space="preserve">5) relief. See Part III, infra.</w:t>
+        <w:t xml:space="preserve">is a nationwide issue touching every state and demographic in our country. This brief outlines the history of the social and legal treatment of domestic violence that animated the addition of Section (b-⁠5) to the Illinois Code of Civil Procedure in 2015 and must inform interpretation of its scope. Attitudes toward domestic violence survivors have evolved in recent decades, driven largely by developments in understanding victimization and trauma. See Part I, infra. Recent reforms have tried to remediate the legal response to domestic violence, but occasionally confined judicial interpretations have undercut the broad remedial legislative intent. See Part II, infra. The history of these social and legal advances both highlights the need for, and affirmatively supports, an expansive interpretation of the availability of Section (b-⁠5) relief. See Part III, infra.</w:t>
       </w:r>
     </w:p>
     <w:p>
@@ -3655,19 +3577,7 @@
         <w:pStyle w:val="BodyText"/>
       </w:pPr>
       <w:r>
-        <w:t xml:space="preserve">In addition to harming the actual victims, intimate partner violence also negatively impacts the community at large by imposing an immense burden on often underfunded social and legal programs. See Betsy Tsai, The Trend Toward Specialized Domestic Violence Courts: Improvements on an Effective Innovation, 68 Fordham L. Rev. 1285, 1326</w:t>
-      </w:r>
-      <w:r>
-        <w:noBreakHyphen/>
-      </w:r>
-      <w:r>
-        <w:t xml:space="preserve">27 (2000). “With the effects of domestic violence ranging from emergency room expenses, costs to employers from missed days of work, and government funds expended in providing for homeless battered women and children in foster care,” preventing intimate-partner violence “is critical to the overall mental and financial health of individuals in our society.” Tsai, supra, at 1326</w:t>
-      </w:r>
-      <w:r>
-        <w:noBreakHyphen/>
-      </w:r>
-      <w:r>
-        <w:t xml:space="preserve">27; Stockman et al., supra, at 63 (“An estimated $5.8 billion is spent annually as a result of medical and mental health costs and loss of productivity associated with [intimate partner violence]”).</w:t>
+        <w:t xml:space="preserve">In addition to harming the actual victims, intimate partner violence also negatively impacts the community at large by imposing an immense burden on often underfunded social and legal programs. See Betsy Tsai, The Trend Toward Specialized Domestic Violence Courts: Improvements on an Effective Innovation, 68 Fordham L. Rev. 1285, 1326-⁠27 (2000). “With the effects of domestic violence ranging from emergency room expenses, costs to employers from missed days of work, and government funds expended in providing for homeless battered women and children in foster care,” preventing intimate-partner violence “is critical to the overall mental and financial health of individuals in our society.” Tsai, supra, at 1326-⁠27; Stockman et al., supra, at 63 (“An estimated $5.8 billion is spent annually as a result of medical and mental health costs and loss of productivity associated with [intimate partner violence]”).</w:t>
       </w:r>
     </w:p>
     <w:p>
@@ -3675,13 +3585,7 @@
         <w:pStyle w:val="BodyText"/>
       </w:pPr>
       <w:r>
-        <w:t xml:space="preserve">Understanding the harms caused by domestic violence—and how the Illinois legislature intended to combat these through the law at issue in this case—requires looking back at our nation’s past social, cultural, and legal views on domestic abuse. This scourge is not a new phenomenon; to the contrary, many of the root causes of domestic violence and its consequences lie much “deeper—in beliefs and values we thought we had expunged many years ago.” Emily J. Sack, Confronting Domestic Violence Head On: The Role of Power in Domestic Relationships, 32 T. Jefferson L. Rev. 31, 62</w:t>
-      </w:r>
-      <w:r>
-        <w:noBreakHyphen/>
-      </w:r>
-      <w:r>
-        <w:t xml:space="preserve">63 (2009).</w:t>
+        <w:t xml:space="preserve">Understanding the harms caused by domestic violence—and how the Illinois legislature intended to combat these through the law at issue in this case—requires looking back at our nation’s past social, cultural, and legal views on domestic abuse. This scourge is not a new phenomenon; to the contrary, many of the root causes of domestic violence and its consequences lie much “deeper—in beliefs and values we thought we had expunged many years ago.” Emily J. Sack, Confronting Domestic Violence Head On: The Role of Power in Domestic Relationships, 32 T. Jefferson L. Rev. 31, 62-⁠63 (2009).</w:t>
       </w:r>
     </w:p>
     <w:p>
@@ -3949,13 +3853,7 @@
         <w:pStyle w:val="BodyText"/>
       </w:pPr>
       <w:r>
-        <w:t xml:space="preserve">The precept that marital rape was not even legally cognizable remained virtually untouched for centuries. In fact, in the rare instance when marital rape was discussed in judicial opinions during the 18th and 19th centuries, it was not because prosecutors were seeking to challenge the exemption as unjust; instead, it was because prosecutors disagreed on whether indictments for rape had to affirmatively state that the victim and defendant were not married to each other. Jill Elaine Hasday, Contest and Consent: A Legal History of Marital Rape, 88 Cal. L. Rev. 1373, 1393</w:t>
-      </w:r>
-      <w:r>
-        <w:noBreakHyphen/>
-      </w:r>
-      <w:r>
-        <w:t xml:space="preserve">94 (2000). “Some nineteenth-century courts actually reversed rape convictions because the indictment had failed to explicitly indicate that the victim was not the defendant’s wife.” Id.</w:t>
+        <w:t xml:space="preserve">The precept that marital rape was not even legally cognizable remained virtually untouched for centuries. In fact, in the rare instance when marital rape was discussed in judicial opinions during the 18th and 19th centuries, it was not because prosecutors were seeking to challenge the exemption as unjust; instead, it was because prosecutors disagreed on whether indictments for rape had to affirmatively state that the victim and defendant were not married to each other. Jill Elaine Hasday, Contest and Consent: A Legal History of Marital Rape, 88 Cal. L. Rev. 1373, 1393-⁠94 (2000). “Some nineteenth-century courts actually reversed rape convictions because the indictment had failed to explicitly indicate that the victim was not the defendant’s wife.” Id.</w:t>
       </w:r>
     </w:p>
     <w:p>
@@ -3963,19 +3861,7 @@
         <w:pStyle w:val="BodyText"/>
       </w:pPr>
       <w:r>
-        <w:t xml:space="preserve">By the mid</w:t>
-      </w:r>
-      <w:r>
-        <w:noBreakHyphen/>
-      </w:r>
-      <w:r>
-        <w:t xml:space="preserve">19th century, states began granting women the ability to hold property in their own right. “As the laws of coverture disappeared, so too did the rationale for recognizing the husband’s ‘right of chastisement.’” Sack, supra, at 33</w:t>
-      </w:r>
-      <w:r>
-        <w:noBreakHyphen/>
-      </w:r>
-      <w:r>
-        <w:t xml:space="preserve">34. Nevertheless, intimate partner violence remained commonplace and acceptable within American society, and so the legal justifications for not punishing it shifted: “preservation of the family unit and promotion of domestic harmony required that the law not interfere in spousal relations.” Id. The North Carolina Supreme Court, for instance, opined in 1874 that</w:t>
+        <w:t xml:space="preserve">By the mid-⁠19th century, states began granting women the ability to hold property in their own right. “As the laws of coverture disappeared, so too did the rationale for recognizing the husband’s ‘right of chastisement.’” Sack, supra, at 33-⁠34. Nevertheless, intimate partner violence remained commonplace and acceptable within American society, and so the legal justifications for not punishing it shifted: “preservation of the family unit and promotion of domestic harmony required that the law not interfere in spousal relations.” Id. The North Carolina Supreme Court, for instance, opined in 1874 that</w:t>
       </w:r>
     </w:p>
     <w:p>
@@ -3991,13 +3877,7 @@
         <w:pStyle w:val="BodyText"/>
       </w:pPr>
       <w:r>
-        <w:t xml:space="preserve">State v. Oliver, 70 N.C. 60, 61</w:t>
-      </w:r>
-      <w:r>
-        <w:noBreakHyphen/>
-      </w:r>
-      <w:r>
-        <w:t xml:space="preserve">62 (1874).</w:t>
+        <w:t xml:space="preserve">State v. Oliver, 70 N.C. 60, 61-⁠62 (1874).</w:t>
       </w:r>
     </w:p>
     <w:p>
@@ -4021,13 +3901,7 @@
         <w:pStyle w:val="BodyText"/>
       </w:pPr>
       <w:r>
-        <w:t xml:space="preserve">Thus, on the eve of the modern feminist movement in the mid</w:t>
-      </w:r>
-      <w:r>
-        <w:noBreakHyphen/>
-      </w:r>
-      <w:r>
-        <w:t xml:space="preserve">20th century, though the legal justifications permitting controlling and abusing women had changed, women were nonetheless still subjected to the same violence that had been prevalent for hundreds of years prior.</w:t>
+        <w:t xml:space="preserve">Thus, on the eve of the modern feminist movement in the mid-⁠20th century, though the legal justifications permitting controlling and abusing women had changed, women were nonetheless still subjected to the same violence that had been prevalent for hundreds of years prior.</w:t>
       </w:r>
     </w:p>
     <w:p>
@@ -4395,19 +4269,7 @@
         <w:pStyle w:val="BodyTextNote"/>
       </w:pPr>
       <w:r>
-        <w:t xml:space="preserve">The feminist movement of the 1960s and 1970s produced real change for many women in America, such as increased job opportunities and the hope of employment and education without sex discrimination. See, e.g., Civil Rights Act of 1964, Pub. L. No. 88</w:t>
-      </w:r>
-      <w:r>
-        <w:noBreakHyphen/>
-      </w:r>
-      <w:r>
-        <w:t xml:space="preserve">352, 78 Stat. 241 (1964). But many of the underlying cultural biases about domestic violence discussed above remained largely unchanged. One scholar wrote in 2000 that “[m]uch of the behavior that would be labeled ‘domestic violence’ today would fall well within the range of acceptable, if not recommended, behaviors that male household heads might have engaged in a few decades ago.” Alissa Pollitz Worden, The Changing Boundaries of the Criminal Justice System: Redefining the Problem and the Response in Domestic Violence, 2 Crim. Justice 215, 220</w:t>
-      </w:r>
-      <w:r>
-        <w:noBreakHyphen/>
-      </w:r>
-      <w:r>
-        <w:t xml:space="preserve">21 (2000). For one thing, marital rape exemptions remained in force in many states into the 1990s, which both reflected and reinforced these attitudes.</w:t>
+        <w:t xml:space="preserve">The feminist movement of the 1960s and 1970s produced real change for many women in America, such as increased job opportunities and the hope of employment and education without sex discrimination. See, e.g., Civil Rights Act of 1964, Pub. L. No. 88-⁠352, 78 Stat. 241 (1964). But many of the underlying cultural biases about domestic violence discussed above remained largely unchanged. One scholar wrote in 2000 that “[m]uch of the behavior that would be labeled ‘domestic violence’ today would fall well within the range of acceptable, if not recommended, behaviors that male household heads might have engaged in a few decades ago.” Alissa Pollitz Worden, The Changing Boundaries of the Criminal Justice System: Redefining the Problem and the Response in Domestic Violence, 2 Crim. Justice 215, 220-⁠21 (2000). For one thing, marital rape exemptions remained in force in many states into the 1990s, which both reflected and reinforced these attitudes.</w:t>
       </w:r>
       <w:r>
         <w:rPr>
@@ -4421,13 +4283,7 @@
         <w:pStyle w:val="BodyTextNote"/>
       </w:pPr>
       <w:r>
-        <w:t xml:space="preserve">In some ways, the increasing freedoms that women began to enjoy perversely made it harder for victims to find support and justice: “[t]he reform of divorce and marital property laws contributed to the erroneous view that all wives could safely leave their marriages and support themselves by working outside the home.” Carolyn B. Ramsey, The Exit Myth: Family Law, Gender Roles, and Changing Attitudes Toward Female Victims of Domestic Violence, 20 Mich. J. Gender &amp; L. 1, 10 (2013). “Hence, changes in gender roles created a ‘why didn’t she leave?’ question that had rarely been asked when the dominant social assumption was that wives and mothers should not seek paid work.” Ramsey, supra, at 28. This “erroneous view” accompanied a trend in psychology that blamed domestic violence on the victim, and “by the 1960s and 1970s, the widespread acceptance of such theories had contributed to the apathetic criminal justice response to domestic violence.” Ramsey, supra, at 30</w:t>
-      </w:r>
-      <w:r>
-        <w:noBreakHyphen/>
-      </w:r>
-      <w:r>
-        <w:t xml:space="preserve">31.</w:t>
+        <w:t xml:space="preserve">In some ways, the increasing freedoms that women began to enjoy perversely made it harder for victims to find support and justice: “[t]he reform of divorce and marital property laws contributed to the erroneous view that all wives could safely leave their marriages and support themselves by working outside the home.” Carolyn B. Ramsey, The Exit Myth: Family Law, Gender Roles, and Changing Attitudes Toward Female Victims of Domestic Violence, 20 Mich. J. Gender &amp; L. 1, 10 (2013). “Hence, changes in gender roles created a ‘why didn’t she leave?’ question that had rarely been asked when the dominant social assumption was that wives and mothers should not seek paid work.” Ramsey, supra, at 28. This “erroneous view” accompanied a trend in psychology that blamed domestic violence on the victim, and “by the 1960s and 1970s, the widespread acceptance of such theories had contributed to the apathetic criminal justice response to domestic violence.” Ramsey, supra, at 30-⁠31.</w:t>
       </w:r>
       <w:r>
         <w:rPr>
@@ -4441,19 +4297,7 @@
         <w:pStyle w:val="BodyText"/>
       </w:pPr>
       <w:r>
-        <w:t xml:space="preserve">A grassroots movement to establish shelters for battered women “marked the beginning of a community-level movement to redefine battered women as crime victims, and to reevaluate common family-based explanations for men’s violent behavior.” Worden, supra, at 221. Unintentionally, however, the term “battered women’s syndrome” subtly encouraged the public to view the psychological impacts of domestic violence as a defect in the woman, rather than as an effect of her abuser’s actions. See, e.g., Sack, supra, at 41 (“Initial efforts to defend battered women who had harmed their abusers often relied on a theory of temporary insanity, diminished capacity or other mental defect. In this context, it is easy to see how battered women’s syndrome would be viewed as a mental disorder, since it was introduced to help establish such a mental defect.”); Ramsey, supra, at 32 (“Psychological theories dismissed women who stayed with their batterers as masochistic.”). Furthermore, paint[ing] battered women as “passive and helpless victims” ironically “render[ed] allegations of abuse made by women who did not fit this stereotype less credible.” Sack, supra, at 42</w:t>
-      </w:r>
-      <w:r>
-        <w:noBreakHyphen/>
-      </w:r>
-      <w:r>
-        <w:t xml:space="preserve">43. The majority of women who introduced expert testimony on battered women syndrome actually had their convictions or sentences affirmed rather than thrown out. Sack, supra, at 44 (discussing study which found in 152 state court appellate cases involving battered women defendants, 63% of convictions or sentences were affirmed, even with expert testimony admissible in 70% of cases). Furthermore, women who harmed their abusers in self-defense and later introduced evidence of domestic violence to explain their circumstances were sometimes accused of using the “abuse excuse” to get special treatment from the court. Sack, supra, at 44. As it turned out, abused women did get special treatment, just in the opposite way critics assumed—female victims of domestic violence who killed their abusers generally received longer sentences than men who killed their intimate partners. Sack, supra, at 44</w:t>
-      </w:r>
-      <w:r>
-        <w:noBreakHyphen/>
-      </w:r>
-      <w:r>
-        <w:t xml:space="preserve">45.</w:t>
+        <w:t xml:space="preserve">A grassroots movement to establish shelters for battered women “marked the beginning of a community-level movement to redefine battered women as crime victims, and to reevaluate common family-based explanations for men’s violent behavior.” Worden, supra, at 221. Unintentionally, however, the term “battered women’s syndrome” subtly encouraged the public to view the psychological impacts of domestic violence as a defect in the woman, rather than as an effect of her abuser’s actions. See, e.g., Sack, supra, at 41 (“Initial efforts to defend battered women who had harmed their abusers often relied on a theory of temporary insanity, diminished capacity or other mental defect. In this context, it is easy to see how battered women’s syndrome would be viewed as a mental disorder, since it was introduced to help establish such a mental defect.”); Ramsey, supra, at 32 (“Psychological theories dismissed women who stayed with their batterers as masochistic.”). Furthermore, paint[ing] battered women as “passive and helpless victims” ironically “render[ed] allegations of abuse made by women who did not fit this stereotype less credible.” Sack, supra, at 42-⁠43. The majority of women who introduced expert testimony on battered women syndrome actually had their convictions or sentences affirmed rather than thrown out. Sack, supra, at 44 (discussing study which found in 152 state court appellate cases involving battered women defendants, 63% of convictions or sentences were affirmed, even with expert testimony admissible in 70% of cases). Furthermore, women who harmed their abusers in self-defense and later introduced evidence of domestic violence to explain their circumstances were sometimes accused of using the “abuse excuse” to get special treatment from the court. Sack, supra, at 44. As it turned out, abused women did get special treatment, just in the opposite way critics assumed—female victims of domestic violence who killed their abusers generally received longer sentences than men who killed their intimate partners. Sack, supra, at 44-⁠45.</w:t>
       </w:r>
     </w:p>
     <w:p>
@@ -4739,13 +4583,7 @@
         <w:pStyle w:val="BodyText"/>
       </w:pPr>
       <w:r>
-        <w:t xml:space="preserve">Society eventually began to recognize the long-term psychological effects of intimate partner violence, and today there is a better clinical understanding of its uniquely corrosive effect on women, families, and communities. See, e.g., Erin K. Jackson, To Have and To Hold: Protecting the Sexual Integrity of the World’s Married Women, 49 U. Toledo L. Rev. 71, 73 (2017) (“Marital rape results in a multitude of physical, psychological, and social ramifications.” (citing Elaine K. Martin et al., A Review of Marital Rape, 12 Aggression &amp; Violent Behavior 329, 335 (2007))); see also Sack, supra, at 37. Psychologists now understand “the cycle of violence” set forth by Dr. Lenore Walker to “explain the state of mind of domestic violence victims.” Sack, supra, at 39</w:t>
-      </w:r>
-      <w:r>
-        <w:noBreakHyphen/>
-      </w:r>
-      <w:r>
-        <w:t xml:space="preserve">40.</w:t>
+        <w:t xml:space="preserve">Society eventually began to recognize the long-term psychological effects of intimate partner violence, and today there is a better clinical understanding of its uniquely corrosive effect on women, families, and communities. See, e.g., Erin K. Jackson, To Have and To Hold: Protecting the Sexual Integrity of the World’s Married Women, 49 U. Toledo L. Rev. 71, 73 (2017) (“Marital rape results in a multitude of physical, psychological, and social ramifications.” (citing Elaine K. Martin et al., A Review of Marital Rape, 12 Aggression &amp; Violent Behavior 329, 335 (2007))); see also Sack, supra, at 37. Psychologists now understand “the cycle of violence” set forth by Dr. Lenore Walker to “explain the state of mind of domestic violence victims.” Sack, supra, at 39-⁠40.</w:t>
       </w:r>
     </w:p>
     <w:p>
@@ -4761,13 +4599,7 @@
         <w:pStyle w:val="BodyText"/>
       </w:pPr>
       <w:r>
-        <w:t xml:space="preserve">Sack, supra, at 39</w:t>
-      </w:r>
-      <w:r>
-        <w:noBreakHyphen/>
-      </w:r>
-      <w:r>
-        <w:t xml:space="preserve">40. Dr. Walker also illuminated the phenomenon now known as “learned helplessness”:</w:t>
+        <w:t xml:space="preserve">Sack, supra, at 39-⁠40. Dr. Walker also illuminated the phenomenon now known as “learned helplessness”:</w:t>
       </w:r>
     </w:p>
     <w:p>
@@ -5371,13 +5203,7 @@
         <w:pStyle w:val="BodyText"/>
       </w:pPr>
       <w:r>
-        <w:t xml:space="preserve">By the mid</w:t>
-      </w:r>
-      <w:r>
-        <w:noBreakHyphen/>
-      </w:r>
-      <w:r>
-        <w:t xml:space="preserve">1990s, the country finally seemed poised to adapt reforms which would effectively reduce this public problem. Id.</w:t>
+        <w:t xml:space="preserve">By the mid-⁠1990s, the country finally seemed poised to adapt reforms which would effectively reduce this public problem. Id.</w:t>
       </w:r>
     </w:p>
     <w:p>
@@ -5511,25 +5337,7 @@
         <w:pStyle w:val="BodyText"/>
       </w:pPr>
       <w:r>
-        <w:t xml:space="preserve">The federal Violence Against Women Act of 1994 (VAWA) was the capstone of initial reform efforts at the national level. Congress enacted VAWA “[i]n response to the problems of domestic violence, sexual assault, and other forms of violent crime against women.” Brzonkala v. Va. Polytechnic Inst. &amp; State Univ., 169 F.3d 820, 827 (4th Cir. 1999) (en banc) (citing Pub. L. No. 103</w:t>
-      </w:r>
-      <w:r>
-        <w:noBreakHyphen/>
-      </w:r>
-      <w:r>
-        <w:t xml:space="preserve">322, §§ 40001-⁠40703); United States v. Casciano, 124 F.3d 106, 110 (2d Cir. 1997) (VAWA “is a comprehensive statute designed to provide women nationwide greater protection and recourse against violence and to impose accountability on abusers.”). “Congress’s goal in enacting VAWA was to eliminate barriers to women leaving abusive relationships.” Lopez-Birrueta v. Holder, 633 F.3d 1211, 1215 (9th Cir. 2011). The passage of VAWA was both a recognition of significant change as well as an initiation of further policy shifts related to domestic violence so that the country would make progress in its treatment of domestic violence survivors. Sack, supra, 32</w:t>
-      </w:r>
-      <w:r>
-        <w:noBreakHyphen/>
-      </w:r>
-      <w:r>
-        <w:t xml:space="preserve">36. Perhaps VAWA’s most important innovation (in theory) was that it created a private cause of action for victims of a “crime of violence motivated by gender” to sue the perpetrators for money damages in federal court (i.e. the “civil rights provision”). Caroline S. Schmidt, What Killed the Violence Against Women Act’s Civil Rights Remedy Before the Supreme Court Did?, 101 Va. L. Rev. 501, 502</w:t>
-      </w:r>
-      <w:r>
-        <w:noBreakHyphen/>
-      </w:r>
-      <w:r>
-        <w:t xml:space="preserve">03 (2015).</w:t>
+        <w:t xml:space="preserve">The federal Violence Against Women Act of 1994 (VAWA) was the capstone of initial reform efforts at the national level. Congress enacted VAWA “[i]n response to the problems of domestic violence, sexual assault, and other forms of violent crime against women.” Brzonkala v. Va. Polytechnic Inst. &amp; State Univ., 169 F.3d 820, 827 (4th Cir. 1999) (en banc) (citing Pub. L. No. 103-⁠322, §§ 40001-⁠40703); United States v. Casciano, 124 F.3d 106, 110 (2d Cir. 1997) (VAWA “is a comprehensive statute designed to provide women nationwide greater protection and recourse against violence and to impose accountability on abusers.”). “Congress’s goal in enacting VAWA was to eliminate barriers to women leaving abusive relationships.” Lopez-Birrueta v. Holder, 633 F.3d 1211, 1215 (9th Cir. 2011). The passage of VAWA was both a recognition of significant change as well as an initiation of further policy shifts related to domestic violence so that the country would make progress in its treatment of domestic violence survivors. Sack, supra, 32-⁠36. Perhaps VAWA’s most important innovation (in theory) was that it created a private cause of action for victims of a “crime of violence motivated by gender” to sue the perpetrators for money damages in federal court (i.e. the “civil rights provision”). Caroline S. Schmidt, What Killed the Violence Against Women Act’s Civil Rights Remedy Before the Supreme Court Did?, 101 Va. L. Rev. 501, 502-⁠03 (2015).</w:t>
       </w:r>
     </w:p>
     <w:p>
@@ -5545,25 +5353,7 @@
         <w:pStyle w:val="BodyText"/>
       </w:pPr>
       <w:r>
-        <w:t xml:space="preserve">However, VAWA “in general, and the civil rights provision in particular, [was] designed to counteract the view ⁠. ⁠. ⁠. that domestic violence (and by extension, other forms of violence against women) are ‘private’ and therefore do not deserve legal redress.” Goldfarb, supra, at 46. During the hearings preceding VAWA’s passage, “[a] great deal of emphasis was placed on state judicial systems’ failure to adequately address violence against women.” Schmidt, supra, at 521; see also Sally F. Goldfarb, “No Civilized System of Justice”: The Fate of the Violence Against Women, 102 W.Va. L. Rev. 499, 507 (2000) (“Congress found that state laws were inadequate to redress violence against women.”). Thus, “VAWA provides extensive federal funding ⁠. ⁠. ⁠. to the States to help them curtail violence against women through law enforcement efforts, education and prevention programs, and the maintenance of battered women’s shelters.” Brzonkala, 169 F.3d at 827 (citing 42 U.S.C. §§ 3796gg, 300w</w:t>
-      </w:r>
-      <w:r>
-        <w:noBreakHyphen/>
-      </w:r>
-      <w:r>
-        <w:t xml:space="preserve">10, 10402). Furthermore, “it criminalizes interstate acts of domestic violence, as well as the interstate violation of protective orders against violence and harassment,” “imposes various sentencing enhancements for existing federal crimes motivated by gender animus,” provides “restitution to the victims of violent crime against women,” and “amends the Federal Rules of Evidence by adopting a rape shield provision to exclude from sexual assault trials evidence of a victim’s prior sexual behavior.” Id. (citing 18 U.S.C. §§ 2247-⁠48, 2259, 2261</w:t>
-      </w:r>
-      <w:r>
-        <w:noBreakHyphen/>
-      </w:r>
-      <w:r>
-        <w:t xml:space="preserve">65; 28 U.S.C. § 994). Finally, it provides “some relief for battered immigrants and their children.” Shana Chen and Karen Cunningham, Violence Against Women Act, 1 Geo. J. Gender &amp; L. 711, 711</w:t>
-      </w:r>
-      <w:r>
-        <w:noBreakHyphen/>
-      </w:r>
-      <w:r>
-        <w:t xml:space="preserve">12 (2000).</w:t>
+        <w:t xml:space="preserve">However, VAWA “in general, and the civil rights provision in particular, [was] designed to counteract the view ⁠. ⁠. ⁠. that domestic violence (and by extension, other forms of violence against women) are ‘private’ and therefore do not deserve legal redress.” Goldfarb, supra, at 46. During the hearings preceding VAWA’s passage, “[a] great deal of emphasis was placed on state judicial systems’ failure to adequately address violence against women.” Schmidt, supra, at 521; see also Sally F. Goldfarb, “No Civilized System of Justice”: The Fate of the Violence Against Women, 102 W.Va. L. Rev. 499, 507 (2000) (“Congress found that state laws were inadequate to redress violence against women.”). Thus, “VAWA provides extensive federal funding ⁠. ⁠. ⁠. to the States to help them curtail violence against women through law enforcement efforts, education and prevention programs, and the maintenance of battered women’s shelters.” Brzonkala, 169 F.3d at 827 (citing 42 U.S.C. §§ 3796gg, 300w-⁠10, 10402). Furthermore, “it criminalizes interstate acts of domestic violence, as well as the interstate violation of protective orders against violence and harassment,” “imposes various sentencing enhancements for existing federal crimes motivated by gender animus,” provides “restitution to the victims of violent crime against women,” and “amends the Federal Rules of Evidence by adopting a rape shield provision to exclude from sexual assault trials evidence of a victim’s prior sexual behavior.” Id. (citing 18 U.S.C. §§ 2247-⁠48, 2259, 2261-⁠65; 28 U.S.C. § 994). Finally, it provides “some relief for battered immigrants and their children.” Shana Chen and Karen Cunningham, Violence Against Women Act, 1 Geo. J. Gender &amp; L. 711, 711-⁠12 (2000).</w:t>
       </w:r>
     </w:p>
     <w:p>
@@ -5679,13 +5469,7 @@
         <w:pStyle w:val="BodyText"/>
       </w:pPr>
       <w:r>
-        <w:t xml:space="preserve">Because of societal and judicial attitudes, “abuse victims from the mid</w:t>
-      </w:r>
-      <w:r>
-        <w:noBreakHyphen/>
-      </w:r>
-      <w:r>
-        <w:t xml:space="preserve">1900s through the 1970s (and even into the 1980s) may have encountered a less sympathetic [legal system] response than their predecessors in the early twentieth century had.” Ramsey, supra, at 32. Illinois first enacted legislation designed to combat these attitudes and protect victims of domestic violence in 1982. Terrence J. Brady, The Illinois Domestic Violence Act of 1986: A Selective Critique, 19 Loy. U. Chi. L.J. 797, 797 (1988). Four years later, prominent anti-domestic violence organizations called for comprehensive refinements to the law, leading to the Illinois Domestic Violence Act of 1986 (the “IDVA”). This law was thus in its infancy at the time that Ms. Bowers was enduring horrendous abuse by her husband.</w:t>
+        <w:t xml:space="preserve">Because of societal and judicial attitudes, “abuse victims from the mid-⁠1900s through the 1970s (and even into the 1980s) may have encountered a less sympathetic [legal system] response than their predecessors in the early twentieth century had.” Ramsey, supra, at 32. Illinois first enacted legislation designed to combat these attitudes and protect victims of domestic violence in 1982. Terrence J. Brady, The Illinois Domestic Violence Act of 1986: A Selective Critique, 19 Loy. U. Chi. L.J. 797, 797 (1988). Four years later, prominent anti-domestic violence organizations called for comprehensive refinements to the law, leading to the Illinois Domestic Violence Act of 1986 (the “IDVA”). This law was thus in its infancy at the time that Ms. Bowers was enduring horrendous abuse by her husband.</w:t>
       </w:r>
     </w:p>
     <w:p>
@@ -5817,13 +5601,7 @@
         <w:pStyle w:val="BodyText"/>
       </w:pPr>
       <w:r>
-        <w:t xml:space="preserve">Spousal rape was not made a crime in all fifty states and the District of Columbia until 1993. Jessica Klarfield, A Striking Disconnect: Marital Rape Law’s Failure to Keep Up With Domestic Violence Law, 48 Am. Crim. L. Rev. 1819, 1819 (2011). Illinois was one of the later states to change its law in regards to marital rape. Illinois’s marital rape exception remained in effect in some form until 1992 (two years after Ms. Bowers’ sentencing), when it was struck down on Equal Protection grounds by the Second District Appellate Court. See People v. M.D., 231 Ill. App. 3d 176, 187</w:t>
-      </w:r>
-      <w:r>
-        <w:noBreakHyphen/>
-      </w:r>
-      <w:r>
-        <w:t xml:space="preserve">193 (2d Dist. 1992). The court in M.D. reviewed the traditional justifications for the marital rape exception, and emphatically disposed of them:</w:t>
+        <w:t xml:space="preserve">Spousal rape was not made a crime in all fifty states and the District of Columbia until 1993. Jessica Klarfield, A Striking Disconnect: Marital Rape Law’s Failure to Keep Up With Domestic Violence Law, 48 Am. Crim. L. Rev. 1819, 1819 (2011). Illinois was one of the later states to change its law in regards to marital rape. Illinois’s marital rape exception remained in effect in some form until 1992 (two years after Ms. Bowers’ sentencing), when it was struck down on Equal Protection grounds by the Second District Appellate Court. See People v. M.D., 231 Ill. App. 3d 176, 187-⁠193 (2d Dist. 1992). The court in M.D. reviewed the traditional justifications for the marital rape exception, and emphatically disposed of them:</w:t>
       </w:r>
     </w:p>
     <w:p>
@@ -5847,25 +5625,7 @@
         <w:pStyle w:val="BodyText"/>
       </w:pPr>
       <w:r>
-        <w:t xml:space="preserve">Following M.D., the Illinois General Assembly finally amended 720 ILCS 5/12</w:t>
-      </w:r>
-      <w:r>
-        <w:noBreakHyphen/>
-      </w:r>
-      <w:r>
-        <w:t xml:space="preserve">18(c) in 1993 to remove the marital-rape exemption provision, although it kept a perversely severe reporting requirement that immunized spousal rapists unless their victim reported the rape within “30 days after the offense was committed.” Public Act 88</w:t>
-      </w:r>
-      <w:r>
-        <w:noBreakHyphen/>
-      </w:r>
-      <w:r>
-        <w:t xml:space="preserve">421 (1993). That extra requirement was not finally deleted until 2004 by Public Act 93</w:t>
-      </w:r>
-      <w:r>
-        <w:noBreakHyphen/>
-      </w:r>
-      <w:r>
-        <w:t xml:space="preserve">958—co-sponsored by then-state senator Barack Obama. And even today, “[t]he ambivalence of public attitudes toward martial rape is evident in ⁠. ⁠. ⁠. the lack of prosecution and even lower conviction rates” in domestic rape cases. Sack, supra, at 52.</w:t>
+        <w:t xml:space="preserve">Following M.D., the Illinois General Assembly finally amended 720 ILCS 5/12-⁠18(c) in 1993 to remove the marital-rape exemption provision, although it kept a perversely severe reporting requirement that immunized spousal rapists unless their victim reported the rape within “30 days after the offense was committed.” Public Act 88-⁠421 (1993). That extra requirement was not finally deleted until 2004 by Public Act 93-⁠958—co-sponsored by then-state senator Barack Obama. And even today, “[t]he ambivalence of public attitudes toward martial rape is evident in ⁠. ⁠. ⁠. the lack of prosecution and even lower conviction rates” in domestic rape cases. Sack, supra, at 52.</w:t>
       </w:r>
     </w:p>
     <w:p>
@@ -6071,13 +5831,7 @@
         <w:pStyle w:val="BodyText"/>
       </w:pPr>
       <w:r>
-        <w:t xml:space="preserve">A shared hallmark of both intimate partner violence and sex trafficking is the perpetrator’s deliberate and concerted tactical deployment of power and control against their victim. The Illinois Justice for Victims of Sex Trafficking Crimes Act (the “JVST”), passed in 2011, demonstrates progress in the legal system as it represents a significant paradigm shift from one that treats sex trafficked persons as criminals to one that recognizes such persons as crime victims based on modern understandings of the ways in which sex traffickers abuse and control trafficked persons. See generally Rachel Johnson, Criminalizing Victims: The Importance of Ending Felony Prostitution in Illinois, 3 DePaul J. Women, Gender &amp; L. 27 (2014). The JVST “allows Illinois courts to vacate a conviction for prostitution if the Petitioner can prove that the conviction occurred as a direct result of their sex trafficking victimization.” Rachel Derham, Justice for Victims of Sex Trafficking: Why Current Illinois Efforts Aren’t Enough, 51 J. Marshall L. Rev. 715, 718 (2018); see also Public Act 97</w:t>
-      </w:r>
-      <w:r>
-        <w:noBreakHyphen/>
-      </w:r>
-      <w:r>
-        <w:t xml:space="preserve">267 (2011). The JVST aimed to “help victims of sex trafficking who have been charged with prostitution by giving them the opportunity to clear their names.” State of Ill., Press Release, Governor Quinn Signs Bill to Help Sex Trafficking Victims Rebuild Their Lives—New Law Will Give Victims of Sex Trafficking a Chance to Appeal Prostitution Convictions (Aug. 6, 2011). According to one of the JVST’s co-sponsors,</w:t>
+        <w:t xml:space="preserve">A shared hallmark of both intimate partner violence and sex trafficking is the perpetrator’s deliberate and concerted tactical deployment of power and control against their victim. The Illinois Justice for Victims of Sex Trafficking Crimes Act (the “JVST”), passed in 2011, demonstrates progress in the legal system as it represents a significant paradigm shift from one that treats sex trafficked persons as criminals to one that recognizes such persons as crime victims based on modern understandings of the ways in which sex traffickers abuse and control trafficked persons. See generally Rachel Johnson, Criminalizing Victims: The Importance of Ending Felony Prostitution in Illinois, 3 DePaul J. Women, Gender &amp; L. 27 (2014). The JVST “allows Illinois courts to vacate a conviction for prostitution if the Petitioner can prove that the conviction occurred as a direct result of their sex trafficking victimization.” Rachel Derham, Justice for Victims of Sex Trafficking: Why Current Illinois Efforts Aren’t Enough, 51 J. Marshall L. Rev. 715, 718 (2018); see also Public Act 97-⁠267 (2011). The JVST aimed to “help victims of sex trafficking who have been charged with prostitution by giving them the opportunity to clear their names.” State of Ill., Press Release, Governor Quinn Signs Bill to Help Sex Trafficking Victims Rebuild Their Lives—New Law Will Give Victims of Sex Trafficking a Chance to Appeal Prostitution Convictions (Aug. 6, 2011). According to one of the JVST’s co-sponsors,</w:t>
       </w:r>
     </w:p>
     <w:p>
@@ -6101,31 +5855,7 @@
         <w:pStyle w:val="BodyText"/>
       </w:pPr>
       <w:r>
-        <w:t xml:space="preserve">Specifically, a criminal defendant may file a motion to vacate a conviction “under Section 11</w:t>
-      </w:r>
-      <w:r>
-        <w:noBreakHyphen/>
-      </w:r>
-      <w:r>
-        <w:t xml:space="preserve">14 (prostitution) or Section 11</w:t>
-      </w:r>
-      <w:r>
-        <w:noBreakHyphen/>
-      </w:r>
-      <w:r>
-        <w:t xml:space="preserve">14.2 (first offender; felony prostitution) ⁠. ⁠. ⁠. or a similar local ordinance,” which the court “may grant ⁠. ⁠. ⁠. if, in the discretion of the court, the violation was a result of the defendant having been a victim of human trafficking.” 725 ILCS 5/116</w:t>
-      </w:r>
-      <w:r>
-        <w:noBreakHyphen/>
-      </w:r>
-      <w:r>
-        <w:t xml:space="preserve">2.1(a), (b). If the court grants a defendant’s motion, “it must vacate the conviction and may take such additional action as is appropriate in the circumstances.” 725 ILCS 5/116</w:t>
-      </w:r>
-      <w:r>
-        <w:noBreakHyphen/>
-      </w:r>
-      <w:r>
-        <w:t xml:space="preserve">2.1(c) (emphasis added).</w:t>
+        <w:t xml:space="preserve">Specifically, a criminal defendant may file a motion to vacate a conviction “under Section 11-⁠14 (prostitution) or Section 11-⁠14.2 (first offender; felony prostitution) ⁠. ⁠. ⁠. or a similar local ordinance,” which the court “may grant ⁠. ⁠. ⁠. if, in the discretion of the court, the violation was a result of the defendant having been a victim of human trafficking.” 725 ILCS 5/116-⁠2.1(a), (b). If the court grants a defendant’s motion, “it must vacate the conviction and may take such additional action as is appropriate in the circumstances.” 725 ILCS 5/116-⁠2.1(c) (emphasis added).</w:t>
       </w:r>
     </w:p>
     <w:p>
@@ -6421,13 +6151,7 @@
         <w:pStyle w:val="BodyText"/>
       </w:pPr>
       <w:r>
-        <w:t xml:space="preserve">There have been a few instances when courts have confronted remedial statutes aimed at addressing the treatment of survivors of gender-based violence and have interpreted those laws in extraordinarily narrow ways, blunting the robust impact the statutes were intended to create. This limits the remedial impact of legal reforms—and illustrates why, in part, this is an area of law that historically lags behind other markers of social progress. And it underscores why it is so crucial that this Court properly interpret Section (b</w:t>
-      </w:r>
-      <w:r>
-        <w:noBreakHyphen/>
-      </w:r>
-      <w:r>
-        <w:t xml:space="preserve">5) in line with clear legislative intent. See Part III, infra.</w:t>
+        <w:t xml:space="preserve">There have been a few instances when courts have confronted remedial statutes aimed at addressing the treatment of survivors of gender-based violence and have interpreted those laws in extraordinarily narrow ways, blunting the robust impact the statutes were intended to create. This limits the remedial impact of legal reforms—and illustrates why, in part, this is an area of law that historically lags behind other markers of social progress. And it underscores why it is so crucial that this Court properly interpret Section (b-⁠5) in line with clear legislative intent. See Part III, infra.</w:t>
       </w:r>
     </w:p>
     <w:p>
@@ -6443,13 +6167,7 @@
         <w:pStyle w:val="BodyText"/>
       </w:pPr>
       <w:r>
-        <w:t xml:space="preserve">Similarly, the JVST has sometimes collided headlong with cultural reluctance to recognize the plight of abused women. Despite the clear intent behind the JVST and its discretionary grant of authority to “take such additional action as is appropriate in the circumstances”, some Illinois have incorrectly interpreted the JVST narrowly to apply only to convictions for the single crime of “prostitution”—not for any other crime, like theft or underage drinking, that may also have been a result of having been a trafficking victim. See Derham, supra, at 719</w:t>
-      </w:r>
-      <w:r>
-        <w:noBreakHyphen/>
-      </w:r>
-      <w:r>
-        <w:t xml:space="preserve">20 (comparing People v. J.S., a case interpreting the JVST narrowly, with People v. B.J., where the court construed its authority to include vacating a public indecency conviction).</w:t>
+        <w:t xml:space="preserve">Similarly, the JVST has sometimes collided headlong with cultural reluctance to recognize the plight of abused women. Despite the clear intent behind the JVST and its discretionary grant of authority to “take such additional action as is appropriate in the circumstances”, some Illinois have incorrectly interpreted the JVST narrowly to apply only to convictions for the single crime of “prostitution”—not for any other crime, like theft or underage drinking, that may also have been a result of having been a trafficking victim. See Derham, supra, at 719-⁠20 (comparing People v. J.S., a case interpreting the JVST narrowly, with People v. B.J., where the court construed its authority to include vacating a public indecency conviction).</w:t>
       </w:r>
     </w:p>
     <w:p>
@@ -6759,9 +6477,7 @@
           <w:b/>
           <w:bCs/>
         </w:rPr>
-        <w:t xml:space="preserve">(B</w:t>
-        <w:noBreakHyphen/>
-        <w:t xml:space="preserve">5)</w:t>
+        <w:t xml:space="preserve">(B-⁠5)</w:t>
       </w:r>
       <w:r>
         <w:rPr>
@@ -6783,13 +6499,7 @@
         <w:pStyle w:val="BodyText"/>
       </w:pPr>
       <w:r>
-        <w:t xml:space="preserve">The path of prior social and legal efforts to recognize and address domestic violence brings into singular focus the question before the Court in this case. “The fundamental rule of statutory interpretation is to ascertain and give effect to the legislature’s intent.” Alison C. v. Westcott, 343 Ill. App. 3d 648, 650 (2d Dist. 2003) (citing Mich. Ave. Nat’l Bank v. Cook Cnty., 191 Ill. 2d 493, 503</w:t>
-      </w:r>
-      <w:r>
-        <w:noBreakHyphen/>
-      </w:r>
-      <w:r>
-        <w:t xml:space="preserve">04 (2000)). And in cases where it is appropriate to consider the legislative purpose, “[l]egislative intent must be ascertained from a consideration of the entire act, its nature, its object, and the consequences resulting from different constructions.” Alison C., 343 Ill. App. 3d at 651 (citing Fumarola v. Chi. Bd. of Educ., 142 Ill. 2d 54, 96 (1990)).</w:t>
+        <w:t xml:space="preserve">The path of prior social and legal efforts to recognize and address domestic violence brings into singular focus the question before the Court in this case. “The fundamental rule of statutory interpretation is to ascertain and give effect to the legislature’s intent.” Alison C. v. Westcott, 343 Ill. App. 3d 648, 650 (2d Dist. 2003) (citing Mich. Ave. Nat’l Bank v. Cook Cnty., 191 Ill. 2d 493, 503-⁠04 (2000)). And in cases where it is appropriate to consider the legislative purpose, “[l]egislative intent must be ascertained from a consideration of the entire act, its nature, its object, and the consequences resulting from different constructions.” Alison C., 343 Ill. App. 3d at 651 (citing Fumarola v. Chi. Bd. of Educ., 142 Ill. 2d 54, 96 (1990)).</w:t>
       </w:r>
     </w:p>
     <w:p>
@@ -6797,13 +6507,7 @@
         <w:pStyle w:val="BodyText"/>
       </w:pPr>
       <w:r>
-        <w:t xml:space="preserve">For remedial statutes like Section (b</w:t>
-      </w:r>
-      <w:r>
-        <w:noBreakHyphen/>
-      </w:r>
-      <w:r>
-        <w:t xml:space="preserve">5), “[i]t is a familiar canon of construction that the language of a remedial statute should be so interpreted as to promote the remedy.” Conard v. Crowdson, 75 Ill. App. 614, 620 (3d Dist. 1897). “In the construction of remedial statutes the judicial eye is always ‘kept single’ to the legislative intent,” id., “in order that the remedy provided by [the statute] be advanced, not crippled,” Jackson v. Warren, 32 Ill. 331, 341 (1863).</w:t>
+        <w:t xml:space="preserve">For remedial statutes like Section (b-⁠5), “[i]t is a familiar canon of construction that the language of a remedial statute should be so interpreted as to promote the remedy.” Conard v. Crowdson, 75 Ill. App. 614, 620 (3d Dist. 1897). “In the construction of remedial statutes the judicial eye is always ‘kept single’ to the legislative intent,” id., “in order that the remedy provided by [the statute] be advanced, not crippled,” Jackson v. Warren, 32 Ill. 331, 341 (1863).</w:t>
       </w:r>
     </w:p>
     <w:p>
@@ -6811,31 +6515,7 @@
         <w:pStyle w:val="BodyText"/>
       </w:pPr>
       <w:r>
-        <w:t xml:space="preserve">Section (b</w:t>
-      </w:r>
-      <w:r>
-        <w:noBreakHyphen/>
-      </w:r>
-      <w:r>
-        <w:t xml:space="preserve">5), properly viewed in light of the foregoing history and interpretive tools, must be interpreted to reach Ms. Bowers, a survivor sentenced during a time in which mitigating evidence related to domestic violence by an intimate partner was not understood or favored. In 1990, a survivor like Ms. Bowers in the face of powerful social and legal forces sending the message that victims were at fault when their partners abused them and should live with the consequences in silence and shame––simply was not able to present evidence of intimate partner violence to a sentencing court. Section (b</w:t>
-      </w:r>
-      <w:r>
-        <w:noBreakHyphen/>
-      </w:r>
-      <w:r>
-        <w:t xml:space="preserve">5) is not simply an additional ground for filing a motion for resentencing. It is instead the most recent in a series of efforts by Congress and the Illinois General Assembly to countermand stubborn, persistent societal attitudes about intimate partner violence. In other words, the “evil” to be “obviated” is a culture that punishes victims and protects abusers—a culture that has been stubbornly persistent. The pervasive and longstanding nature of this problem underscores that the state legislature must have intended to provide courts with the maximum possible discretion to right past wrongs arising from intimate partner violence. The Court should also keep in mind that, in certain instances, courts have unwittingly blunted previous legislative attempts at legal reform to address domestic and other gender-based violence, undermining legislative intent. See, e.g., Morrison, 529 U.S. 598 (holding VAWA’s private cause of action unconstitutional); Derham, supra, at 719</w:t>
-      </w:r>
-      <w:r>
-        <w:noBreakHyphen/>
-      </w:r>
-      <w:r>
-        <w:t xml:space="preserve">20 (describing narrow interpretation of JVST). The Court should interpret Section (b</w:t>
-      </w:r>
-      <w:r>
-        <w:noBreakHyphen/>
-      </w:r>
-      <w:r>
-        <w:t xml:space="preserve">5) in light of this history which informs the legislative intent.</w:t>
+        <w:t xml:space="preserve">Section (b-⁠5), properly viewed in light of the foregoing history and interpretive tools, must be interpreted to reach Ms. Bowers, a survivor sentenced during a time in which mitigating evidence related to domestic violence by an intimate partner was not understood or favored. In 1990, a survivor like Ms. Bowers in the face of powerful social and legal forces sending the message that victims were at fault when their partners abused them and should live with the consequences in silence and shame––simply was not able to present evidence of intimate partner violence to a sentencing court. Section (b-⁠5) is not simply an additional ground for filing a motion for resentencing. It is instead the most recent in a series of efforts by Congress and the Illinois General Assembly to countermand stubborn, persistent societal attitudes about intimate partner violence. In other words, the “evil” to be “obviated” is a culture that punishes victims and protects abusers—a culture that has been stubbornly persistent. The pervasive and longstanding nature of this problem underscores that the state legislature must have intended to provide courts with the maximum possible discretion to right past wrongs arising from intimate partner violence. The Court should also keep in mind that, in certain instances, courts have unwittingly blunted previous legislative attempts at legal reform to address domestic and other gender-based violence, undermining legislative intent. See, e.g., Morrison, 529 U.S. 598 (holding VAWA’s private cause of action unconstitutional); Derham, supra, at 719-⁠20 (describing narrow interpretation of JVST). The Court should interpret Section (b-⁠5) in light of this history which informs the legislative intent.</w:t>
       </w:r>
     </w:p>
     <w:p>
@@ -6843,19 +6523,7 @@
         <w:pStyle w:val="BodyText"/>
       </w:pPr>
       <w:r>
-        <w:t xml:space="preserve">Ms. Bowers’ experience with the legal system is a distillation of the precise history and misunderstandings of intimate partner violence that Section (b</w:t>
-      </w:r>
-      <w:r>
-        <w:noBreakHyphen/>
-      </w:r>
-      <w:r>
-        <w:t xml:space="preserve">5) sought to redress. Ms. Bowers was regularly beaten and threatened by her husband, an Illinois Conservation Police officer. C.322. He raped Ms. Bowers repeatedly throughout their marriage, starting on their wedding night. C.322</w:t>
-      </w:r>
-      <w:r>
-        <w:noBreakHyphen/>
-      </w:r>
-      <w:r>
-        <w:t xml:space="preserve">23. Yet societal norms limited Ms. Bowers’ options. When she mustered the courage to drive to her mother’s house, her own mother turned her away, telling her to go home because her “place” was with her abusive husband. C.323; see also Eskow, supra, at 680 (“Western culture almost uniformly perpetuated the assumption that forced intercourse is a woman’s matrimonial duty.”). When Ms. Bowers told her husband she wanted a divorce, he reacted by escalating his abuse. C.323; see Eskow, supra, at 687 (“[H]usbands’ acts of physical and sexual violence escalate when their wives attempt to leave the marriage,” a phenomenon known as “separation assaults” that “reflect the abusive husband’s ‘quest for control’”). The incident leading to Ms. Bowers’ conviction took place only “after all previous attempts to stop the battering ha[d] failed.” Erez, supra.</w:t>
+        <w:t xml:space="preserve">Ms. Bowers’ experience with the legal system is a distillation of the precise history and misunderstandings of intimate partner violence that Section (b-⁠5) sought to redress. Ms. Bowers was regularly beaten and threatened by her husband, an Illinois Conservation Police officer. C.322. He raped Ms. Bowers repeatedly throughout their marriage, starting on their wedding night. C.322-⁠23. Yet societal norms limited Ms. Bowers’ options. When she mustered the courage to drive to her mother’s house, her own mother turned her away, telling her to go home because her “place” was with her abusive husband. C.323; see also Eskow, supra, at 680 (“Western culture almost uniformly perpetuated the assumption that forced intercourse is a woman’s matrimonial duty.”). When Ms. Bowers told her husband she wanted a divorce, he reacted by escalating his abuse. C.323; see Eskow, supra, at 687 (“[H]usbands’ acts of physical and sexual violence escalate when their wives attempt to leave the marriage,” a phenomenon known as “separation assaults” that “reflect the abusive husband’s ‘quest for control’”). The incident leading to Ms. Bowers’ conviction took place only “after all previous attempts to stop the battering ha[d] failed.” Erez, supra.</w:t>
       </w:r>
     </w:p>
     <w:p>
@@ -6863,19 +6531,7 @@
         <w:pStyle w:val="BodyText"/>
       </w:pPr>
       <w:r>
-        <w:t xml:space="preserve">Despite the horrific torrent of abuse that her husband inflicted on her and her lack of direct involvement in his death, Ms. Bowers still turned herself in and ultimately pled guilty. C.324; R.459</w:t>
-      </w:r>
-      <w:r>
-        <w:noBreakHyphen/>
-      </w:r>
-      <w:r>
-        <w:t xml:space="preserve">588; see Jackson, supra, at 74 (“the more a woman is raped by her husband, the more she experiences feelings of self-blame rather than feelings of anger directed at her husband.”). At no point in her sentencing hearing did she seek leniency based on her husband’s abuses. See Erez, supra (“Research ⁠. ⁠. ⁠. suggests that when battered women first approach the justice system they tend to underplay the extent of their injuries, feel shame and guilt about their victimization, and are very hesitant to mobilize the system for their protection.”). Ms. Bowers remains in prison with no possibility of parole, while one of the men who actually bludgeoned her husband to death has since gone free. Cf. Sack, supra, at 44</w:t>
-      </w:r>
-      <w:r>
-        <w:noBreakHyphen/>
-      </w:r>
-      <w:r>
-        <w:t xml:space="preserve">45 (“Women who kill their batterers generally receive longer sentences than men who kill intimates.”). Precisely because Ms. Bowers was sentenced over 30 years ago at a time when neither society nor the law fully recognized the brutality of intimate partner violence, nor why that violence necessarily must be understood and considered as a mitigating factor, she has been blamed and treated inequitably by institutions supposedly in place to protect her.</w:t>
+        <w:t xml:space="preserve">Despite the horrific torrent of abuse that her husband inflicted on her and her lack of direct involvement in his death, Ms. Bowers still turned herself in and ultimately pled guilty. C.324; R.459-⁠588; see Jackson, supra, at 74 (“the more a woman is raped by her husband, the more she experiences feelings of self-blame rather than feelings of anger directed at her husband.”). At no point in her sentencing hearing did she seek leniency based on her husband’s abuses. See Erez, supra (“Research ⁠. ⁠. ⁠. suggests that when battered women first approach the justice system they tend to underplay the extent of their injuries, feel shame and guilt about their victimization, and are very hesitant to mobilize the system for their protection.”). Ms. Bowers remains in prison with no possibility of parole, while one of the men who actually bludgeoned her husband to death has since gone free. Cf. Sack, supra, at 44-⁠45 (“Women who kill their batterers generally receive longer sentences than men who kill intimates.”). Precisely because Ms. Bowers was sentenced over 30 years ago at a time when neither society nor the law fully recognized the brutality of intimate partner violence, nor why that violence necessarily must be understood and considered as a mitigating factor, she has been blamed and treated inequitably by institutions supposedly in place to protect her.</w:t>
       </w:r>
     </w:p>
     <w:p>
@@ -6883,31 +6539,7 @@
         <w:pStyle w:val="BodyText"/>
       </w:pPr>
       <w:r>
-        <w:t xml:space="preserve">By interpreting Section (b</w:t>
-      </w:r>
-      <w:r>
-        <w:noBreakHyphen/>
-      </w:r>
-      <w:r>
-        <w:t xml:space="preserve">5) as unavailable to Ms. Bowers and similarly situated long-incarcerated survivors, the trial court continued the legal system’s documented history of misunderstanding the impact of domestic violence on a victim, contrary to the clear intent of the law to acknowledge and redress the ways in which dominant culture historically obstructed justice for survivors of intimate partner violence. Any interpretation that would leave Ms. Bowers and others like her categorically without access to Section (b</w:t>
-      </w:r>
-      <w:r>
-        <w:noBreakHyphen/>
-      </w:r>
-      <w:r>
-        <w:t xml:space="preserve">5)’s legal recourse would be absurd and unjust, an outcome squarely contrary to the legislative purpose of the Illinois General Assembly. Nelson v. Artley, 2015 IL 118058, ¶ 27 (“In construing a statute, we presume that the legislature did not intend absurd, inconvenient, or unjust results, and we will not, absent the clearest reasons, interpret a law in a way that would yield such results.”); see also People v. Fredericks, 2014 IL App (1st) 122122, ¶ 18 (courts must “presume the legislature did not intend to produce ‘absurd, inconvenient, or unjust results’”). It would be absurd to import a time limitation not stated explicitly in Public Act 099</w:t>
-      </w:r>
-      <w:r>
-        <w:noBreakHyphen/>
-      </w:r>
-      <w:r>
-        <w:t xml:space="preserve">0384 itself because, as discussed above, domestic violence is not a problem that arose two years prior to the statute’s passage. Indeed, Section (b</w:t>
-      </w:r>
-      <w:r>
-        <w:noBreakHyphen/>
-      </w:r>
-      <w:r>
-        <w:t xml:space="preserve">5) is aimed at overturning the legacy of centuries of acquiescence in the abuse of women. And it would be manifestly unjust to shut the courthouse doors to Ms. Bowers, because she is no less deserving of the opportunity to present this mitigating evidence than a woman sentenced in 2014. If anything, she and others like her are even more deserving of that opportunity, having already served years (or even decades) of criminal sentences that Illinois lawmakers have since unanimously recognized are too harsh. See Senate Vote, S.B. 209, 99th Gen. Assembly (Apr. 30, 2015), https://​bit.​ly/​3saPBmo (51 to 0); House Roll Call, S.B. 209, 99th Gen. Assembly (May 25, 2015), https://​bit.​ly/​3mvTC3w (106 to 0).</w:t>
+        <w:t xml:space="preserve">By interpreting Section (b-⁠5) as unavailable to Ms. Bowers and similarly situated long-incarcerated survivors, the trial court continued the legal system’s documented history of misunderstanding the impact of domestic violence on a victim, contrary to the clear intent of the law to acknowledge and redress the ways in which dominant culture historically obstructed justice for survivors of intimate partner violence. Any interpretation that would leave Ms. Bowers and others like her categorically without access to Section (b-⁠5)’s legal recourse would be absurd and unjust, an outcome squarely contrary to the legislative purpose of the Illinois General Assembly. Nelson v. Artley, 2015 IL 118058, ¶ 27 (“In construing a statute, we presume that the legislature did not intend absurd, inconvenient, or unjust results, and we will not, absent the clearest reasons, interpret a law in a way that would yield such results.”); see also People v. Fredericks, 2014 IL App (1st) 122122, ¶ 18 (courts must “presume the legislature did not intend to produce ‘absurd, inconvenient, or unjust results’”). It would be absurd to import a time limitation not stated explicitly in Public Act 099-⁠0384 itself because, as discussed above, domestic violence is not a problem that arose two years prior to the statute’s passage. Indeed, Section (b-⁠5) is aimed at overturning the legacy of centuries of acquiescence in the abuse of women. And it would be manifestly unjust to shut the courthouse doors to Ms. Bowers, because she is no less deserving of the opportunity to present this mitigating evidence than a woman sentenced in 2014. If anything, she and others like her are even more deserving of that opportunity, having already served years (or even decades) of criminal sentences that Illinois lawmakers have since unanimously recognized are too harsh. See Senate Vote, S.B. 209, 99th Gen. Assembly (Apr. 30, 2015), https://​bit.​ly/​3saPBmo (51 to 0); House Roll Call, S.B. 209, 99th Gen. Assembly (May 25, 2015), https://​bit.​ly/​3mvTC3w (106 to 0).</w:t>
       </w:r>
     </w:p>
     <w:p>
@@ -6915,19 +6547,7 @@
         <w:pStyle w:val="BodyText"/>
       </w:pPr>
       <w:r>
-        <w:t xml:space="preserve">In short, Ms. Bowers is, in every way, the type of person that the Illinois General Assembly set out to help when it drafted and passed Section (b</w:t>
-      </w:r>
-      <w:r>
-        <w:noBreakHyphen/>
-      </w:r>
-      <w:r>
-        <w:t xml:space="preserve">5). In light of the history of pernicious societal and legal attitudes towards intimate partner violence, this Court should interpret Section (b</w:t>
-      </w:r>
-      <w:r>
-        <w:noBreakHyphen/>
-      </w:r>
-      <w:r>
-        <w:t xml:space="preserve">5) as liberally as necessary to achieve its manifest purpose of offering a survivor of intimate partner violence like Ms. Bowers the chance for a fair resentencing hearing, regardless of the date of her initial sentencing.</w:t>
+        <w:t xml:space="preserve">In short, Ms. Bowers is, in every way, the type of person that the Illinois General Assembly set out to help when it drafted and passed Section (b-⁠5). In light of the history of pernicious societal and legal attitudes towards intimate partner violence, this Court should interpret Section (b-⁠5) as liberally as necessary to achieve its manifest purpose of offering a survivor of intimate partner violence like Ms. Bowers the chance for a fair resentencing hearing, regardless of the date of her initial sentencing.</w:t>
       </w:r>
     </w:p>
     <w:p>
@@ -6951,19 +6571,7 @@
         <w:pStyle w:val="BodyText"/>
       </w:pPr>
       <w:r>
-        <w:t xml:space="preserve">The Court should reverse the decision below and remand Ms. Bowers’ case for a resentencing hearing under 735 ILCS 5/2</w:t>
-      </w:r>
-      <w:r>
-        <w:noBreakHyphen/>
-      </w:r>
-      <w:r>
-        <w:t xml:space="preserve">1401(b</w:t>
-      </w:r>
-      <w:r>
-        <w:noBreakHyphen/>
-      </w:r>
-      <w:r>
-        <w:t xml:space="preserve">5).</w:t>
+        <w:t xml:space="preserve">The Court should reverse the decision below and remand Ms. Bowers’ case for a resentencing hearing under 735 ILCS 5/2-⁠1401(b-⁠5).</w:t>
       </w:r>
     </w:p>
     <w:p>
@@ -8033,9 +7641,7 @@
         <w:t xml:space="preserve"> </w:t>
       </w:r>
       <w:r>
-        <w:t xml:space="preserve">1</w:t>
-        <w:noBreakHyphen/>
-        <w:t xml:space="preserve">109</w:t>
+        <w:t xml:space="preserve">1-⁠109</w:t>
       </w:r>
       <w:r>
         <w:t xml:space="preserve"> </w:t>
@@ -8906,19 +8512,7 @@
         <w:t xml:space="preserve"> </w:t>
       </w:r>
       <w:r>
-        <w:t xml:space="preserve">The statute at issue in this case refers to “domestic violence as perpetrated by an intimate partner”, defined as “a spouse or former spouse, persons who have or allegedly have had a child in common, or persons who have or have had a dating or engagement relationship.” 735 ILCS 5/2</w:t>
-      </w:r>
-      <w:r>
-        <w:noBreakHyphen/>
-      </w:r>
-      <w:r>
-        <w:t xml:space="preserve">1401(b</w:t>
-      </w:r>
-      <w:r>
-        <w:noBreakHyphen/>
-      </w:r>
-      <w:r>
-        <w:t xml:space="preserve">5). Although not all domestic violence is intimate partner violence, the dynamics and impact of such violence are largely the same. In this brief, amici use the terms “domestic violence” and “intimate partner violence” interchangeably unless otherwise noted.</w:t>
+        <w:t xml:space="preserve">The statute at issue in this case refers to “domestic violence as perpetrated by an intimate partner”, defined as “a spouse or former spouse, persons who have or allegedly have had a child in common, or persons who have or have had a dating or engagement relationship.” 735 ILCS 5/2-⁠1401(b-⁠5). Although not all domestic violence is intimate partner violence, the dynamics and impact of such violence are largely the same. In this brief, amici use the terms “domestic violence” and “intimate partner violence” interchangeably unless otherwise noted.</w:t>
       </w:r>
     </w:p>
   </w:footnote>
@@ -9737,7 +9331,7 @@
     <w:qFormat/>
     <w:pPr>
       <w:keepLines/>
-      <w:spacing w:before="0" w:after="140" w:line="276" w:lineRule="exact"/>
+      <w:spacing w:before="46" w:after="140" w:line="276" w:lineRule="exact"/>
     </w:pPr>
     <w:rPr>
       <w:sz w:val="24"/>
